--- a/DOCS_DA_CONVERTIRE/carracci_en.docx
+++ b/DOCS_DA_CONVERTIRE/carracci_en.docx
@@ -343,11 +343,10 @@
         <w:rPr>
           <w:noProof/>
         </w:rPr>
-        <w:lastRenderedPageBreak/>
         <w:drawing>
-          <wp:inline distT="0" distB="0" distL="0" distR="0" wp14:anchorId="46AEC470" wp14:editId="39B2E6A3">
-            <wp:extent cx="3329940" cy="7400110"/>
-            <wp:effectExtent l="0" t="0" r="3810" b="0"/>
+          <wp:inline distT="0" distB="0" distL="0" distR="0" wp14:anchorId="46AEC470" wp14:editId="12F2B326">
+            <wp:extent cx="2430780" cy="5401911"/>
+            <wp:effectExtent l="0" t="0" r="7620" b="8890"/>
             <wp:docPr id="1572693688" name="Immagine 1"/>
             <wp:cNvGraphicFramePr>
               <a:graphicFrameLocks xmlns:a="http://schemas.openxmlformats.org/drawingml/2006/main" noChangeAspect="1"/>
@@ -368,7 +367,7 @@
                   <pic:spPr>
                     <a:xfrm>
                       <a:off x="0" y="0"/>
-                      <a:ext cx="3333233" cy="7407428"/>
+                      <a:ext cx="2439152" cy="5420516"/>
                     </a:xfrm>
                     <a:prstGeom prst="rect">
                       <a:avLst/>
@@ -416,7 +415,6 @@
       </w:pPr>
       <w:proofErr w:type="spellStart"/>
       <w:r>
-        <w:lastRenderedPageBreak/>
         <w:t>Historical</w:t>
       </w:r>
       <w:proofErr w:type="spellEnd"/>

--- a/DOCS_DA_CONVERTIRE/carracci_en.docx
+++ b/DOCS_DA_CONVERTIRE/carracci_en.docx
@@ -3,101 +3,2092 @@
 <w:document xmlns:wpc="http://schemas.microsoft.com/office/word/2010/wordprocessingCanvas" xmlns:cx="http://schemas.microsoft.com/office/drawing/2014/chartex" xmlns:cx1="http://schemas.microsoft.com/office/drawing/2015/9/8/chartex" xmlns:cx2="http://schemas.microsoft.com/office/drawing/2015/10/21/chartex" xmlns:cx3="http://schemas.microsoft.com/office/drawing/2016/5/9/chartex" xmlns:cx4="http://schemas.microsoft.com/office/drawing/2016/5/10/chartex" xmlns:cx5="http://schemas.microsoft.com/office/drawing/2016/5/11/chartex" xmlns:cx6="http://schemas.microsoft.com/office/drawing/2016/5/12/chartex" xmlns:cx7="http://schemas.microsoft.com/office/drawing/2016/5/13/chartex" xmlns:cx8="http://schemas.microsoft.com/office/drawing/2016/5/14/chartex" xmlns:mc="http://schemas.openxmlformats.org/markup-compatibility/2006" xmlns:aink="http://schemas.microsoft.com/office/drawing/2016/ink" xmlns:am3d="http://schemas.microsoft.com/office/drawing/2017/model3d" xmlns:o="urn:schemas-microsoft-com:office:office" xmlns:oel="http://schemas.microsoft.com/office/2019/extlst" xmlns:r="http://schemas.openxmlformats.org/officeDocument/2006/relationships" xmlns:m="http://schemas.openxmlformats.org/officeDocument/2006/math" xmlns:v="urn:schemas-microsoft-com:vml" xmlns:wp14="http://schemas.microsoft.com/office/word/2010/wordprocessingDrawing" xmlns:wp="http://schemas.openxmlformats.org/drawingml/2006/wordprocessingDrawing" xmlns:w10="urn:schemas-microsoft-com:office:word" xmlns:w="http://schemas.openxmlformats.org/wordprocessingml/2006/main" xmlns:w14="http://schemas.microsoft.com/office/word/2010/wordml" xmlns:w15="http://schemas.microsoft.com/office/word/2012/wordml" xmlns:w16cex="http://schemas.microsoft.com/office/word/2018/wordml/cex" xmlns:w16cid="http://schemas.microsoft.com/office/word/2016/wordml/cid" xmlns:w16="http://schemas.microsoft.com/office/word/2018/wordml" xmlns:w16du="http://schemas.microsoft.com/office/word/2023/wordml/word16du" xmlns:w16sdtdh="http://schemas.microsoft.com/office/word/2020/wordml/sdtdatahash" xmlns:w16sdtfl="http://schemas.microsoft.com/office/word/2024/wordml/sdtformatlock" xmlns:w16se="http://schemas.microsoft.com/office/word/2015/wordml/symex" xmlns:wpg="http://schemas.microsoft.com/office/word/2010/wordprocessingGroup" xmlns:wpi="http://schemas.microsoft.com/office/word/2010/wordprocessingInk" xmlns:wne="http://schemas.microsoft.com/office/word/2006/wordml" xmlns:wps="http://schemas.microsoft.com/office/word/2010/wordprocessingShape" mc:Ignorable="w14 w15 w16se w16cid w16 w16cex w16sdtdh w16sdtfl w16du wp14">
   <w:body>
     <w:p>
-      <w:r xmlns:w="http://schemas.openxmlformats.org/wordprocessingml/2006/main">
-        <w:t xml:space="preserve">Search results indicate that the address </w:t>
-      </w:r>
-      <w:r xmlns:w="http://schemas.openxmlformats.org/wordprocessingml/2006/main">
+      <w:r>
+        <w:t xml:space="preserve">The </w:t>
+      </w:r>
+      <w:proofErr w:type="spellStart"/>
+      <w:r>
+        <w:t>address</w:t>
+      </w:r>
+      <w:proofErr w:type="spellEnd"/>
+      <w:r>
+        <w:t xml:space="preserve"> Via San Carlo, 19 in Bologna </w:t>
+      </w:r>
+      <w:proofErr w:type="spellStart"/>
+      <w:r>
+        <w:t>is</w:t>
+      </w:r>
+      <w:proofErr w:type="spellEnd"/>
+      <w:r>
+        <w:t xml:space="preserve"> </w:t>
+      </w:r>
+      <w:proofErr w:type="spellStart"/>
+      <w:r>
+        <w:t>associated</w:t>
+      </w:r>
+      <w:proofErr w:type="spellEnd"/>
+      <w:r>
+        <w:t xml:space="preserve"> with a building </w:t>
+      </w:r>
+      <w:proofErr w:type="spellStart"/>
+      <w:r>
+        <w:t>historically</w:t>
+      </w:r>
+      <w:proofErr w:type="spellEnd"/>
+      <w:r>
+        <w:t xml:space="preserve"> </w:t>
+      </w:r>
+      <w:proofErr w:type="spellStart"/>
+      <w:r>
+        <w:t>referred</w:t>
+      </w:r>
+      <w:proofErr w:type="spellEnd"/>
+      <w:r>
+        <w:t xml:space="preserve"> to </w:t>
+      </w:r>
+      <w:proofErr w:type="spellStart"/>
+      <w:r>
+        <w:t>as</w:t>
+      </w:r>
+      <w:proofErr w:type="spellEnd"/>
+      <w:r>
+        <w:t xml:space="preserve"> "Casa Carracci" (</w:t>
+      </w:r>
+      <w:proofErr w:type="spellStart"/>
+      <w:r>
+        <w:t>currently</w:t>
+      </w:r>
+      <w:proofErr w:type="spellEnd"/>
+      <w:r>
+        <w:t xml:space="preserve"> </w:t>
+      </w:r>
+      <w:proofErr w:type="spellStart"/>
+      <w:r>
+        <w:t>also</w:t>
+      </w:r>
+      <w:proofErr w:type="spellEnd"/>
+      <w:r>
+        <w:t xml:space="preserve"> </w:t>
+      </w:r>
+      <w:proofErr w:type="spellStart"/>
+      <w:r>
+        <w:t>known</w:t>
+      </w:r>
+      <w:proofErr w:type="spellEnd"/>
+      <w:r>
+        <w:t xml:space="preserve"> </w:t>
+      </w:r>
+      <w:proofErr w:type="spellStart"/>
+      <w:r>
+        <w:t>as</w:t>
+      </w:r>
+      <w:proofErr w:type="spellEnd"/>
+      <w:r>
+        <w:t xml:space="preserve"> "Casa Vacanze San Carlo" and </w:t>
+      </w:r>
+      <w:proofErr w:type="spellStart"/>
+      <w:r>
+        <w:t>used</w:t>
+      </w:r>
+      <w:proofErr w:type="spellEnd"/>
+      <w:r>
+        <w:t xml:space="preserve"> </w:t>
+      </w:r>
+      <w:proofErr w:type="spellStart"/>
+      <w:r>
+        <w:t>as</w:t>
+      </w:r>
+      <w:proofErr w:type="spellEnd"/>
+      <w:r>
+        <w:t xml:space="preserve"> </w:t>
+      </w:r>
+      <w:proofErr w:type="spellStart"/>
+      <w:r>
+        <w:t>tourist</w:t>
+      </w:r>
+      <w:proofErr w:type="spellEnd"/>
+      <w:r>
+        <w:t xml:space="preserve"> </w:t>
+      </w:r>
+      <w:proofErr w:type="spellStart"/>
+      <w:r>
+        <w:t>accommodation</w:t>
+      </w:r>
+      <w:proofErr w:type="spellEnd"/>
+      <w:r>
+        <w:t>).</w:t>
+      </w:r>
+    </w:p>
+    <w:p>
+      <w:r>
+        <w:t xml:space="preserve">The building, </w:t>
+      </w:r>
+      <w:proofErr w:type="spellStart"/>
+      <w:r>
+        <w:t>protected</w:t>
+      </w:r>
+      <w:proofErr w:type="spellEnd"/>
+      <w:r>
+        <w:t xml:space="preserve"> by the </w:t>
+      </w:r>
+      <w:proofErr w:type="spellStart"/>
+      <w:r>
+        <w:t>Superintendence</w:t>
+      </w:r>
+      <w:proofErr w:type="spellEnd"/>
+      <w:r>
+        <w:t xml:space="preserve"> for Cultural Heritage, </w:t>
+      </w:r>
+      <w:proofErr w:type="spellStart"/>
+      <w:r>
+        <w:t>is</w:t>
+      </w:r>
+      <w:proofErr w:type="spellEnd"/>
+      <w:r>
+        <w:t xml:space="preserve"> </w:t>
+      </w:r>
+      <w:proofErr w:type="spellStart"/>
+      <w:r>
+        <w:t>identified</w:t>
+      </w:r>
+      <w:proofErr w:type="spellEnd"/>
+      <w:r>
+        <w:t xml:space="preserve"> by </w:t>
+      </w:r>
+      <w:proofErr w:type="spellStart"/>
+      <w:r>
+        <w:t>local</w:t>
+      </w:r>
+      <w:proofErr w:type="spellEnd"/>
+      <w:r>
+        <w:t xml:space="preserve"> </w:t>
+      </w:r>
+      <w:proofErr w:type="spellStart"/>
+      <w:r>
+        <w:t>tradition</w:t>
+      </w:r>
+      <w:proofErr w:type="spellEnd"/>
+      <w:r>
+        <w:t xml:space="preserve"> </w:t>
+      </w:r>
+      <w:proofErr w:type="spellStart"/>
+      <w:r>
+        <w:t>as</w:t>
+      </w:r>
+      <w:proofErr w:type="spellEnd"/>
+      <w:r>
+        <w:t xml:space="preserve"> one of the places </w:t>
+      </w:r>
+      <w:proofErr w:type="spellStart"/>
+      <w:r>
+        <w:t>where</w:t>
+      </w:r>
+      <w:proofErr w:type="spellEnd"/>
+      <w:r>
+        <w:t xml:space="preserve"> the </w:t>
+      </w:r>
+      <w:proofErr w:type="spellStart"/>
+      <w:r>
+        <w:t>painter</w:t>
+      </w:r>
+      <w:proofErr w:type="spellEnd"/>
+      <w:r>
+        <w:t xml:space="preserve"> Ludovico Carracci (Bologna, 1555 – Bologna, 1619) </w:t>
+      </w:r>
+      <w:proofErr w:type="spellStart"/>
+      <w:r>
+        <w:t>lived</w:t>
+      </w:r>
+      <w:proofErr w:type="spellEnd"/>
+      <w:r>
+        <w:t xml:space="preserve"> and </w:t>
+      </w:r>
+      <w:proofErr w:type="spellStart"/>
+      <w:r>
+        <w:t>worked</w:t>
+      </w:r>
+      <w:proofErr w:type="spellEnd"/>
+      <w:r>
+        <w:t xml:space="preserve">, </w:t>
+      </w:r>
+      <w:proofErr w:type="spellStart"/>
+      <w:r>
+        <w:t>as</w:t>
+      </w:r>
+      <w:proofErr w:type="spellEnd"/>
+      <w:r>
+        <w:t xml:space="preserve"> </w:t>
+      </w:r>
+      <w:proofErr w:type="spellStart"/>
+      <w:r>
+        <w:t>well</w:t>
+      </w:r>
+      <w:proofErr w:type="spellEnd"/>
+      <w:r>
+        <w:t xml:space="preserve"> </w:t>
+      </w:r>
+      <w:proofErr w:type="spellStart"/>
+      <w:r>
+        <w:t>as</w:t>
+      </w:r>
+      <w:proofErr w:type="spellEnd"/>
+      <w:r>
+        <w:t xml:space="preserve"> one of the </w:t>
+      </w:r>
+      <w:proofErr w:type="spellStart"/>
+      <w:r>
+        <w:t>early</w:t>
+      </w:r>
+      <w:proofErr w:type="spellEnd"/>
+      <w:r>
+        <w:t xml:space="preserve"> workshops of the </w:t>
+      </w:r>
+      <w:proofErr w:type="spellStart"/>
+      <w:r>
+        <w:t>three</w:t>
+      </w:r>
+      <w:proofErr w:type="spellEnd"/>
+      <w:r>
+        <w:t xml:space="preserve"> Carracci </w:t>
+      </w:r>
+      <w:proofErr w:type="spellStart"/>
+      <w:r>
+        <w:t>cousins</w:t>
+      </w:r>
+      <w:proofErr w:type="spellEnd"/>
+      <w:r>
+        <w:t xml:space="preserve"> (Ludovico, Agostino, and Annibale), </w:t>
+      </w:r>
+      <w:proofErr w:type="spellStart"/>
+      <w:r>
+        <w:t>who</w:t>
+      </w:r>
+      <w:proofErr w:type="spellEnd"/>
+      <w:r>
+        <w:t xml:space="preserve"> </w:t>
+      </w:r>
+      <w:proofErr w:type="spellStart"/>
+      <w:r>
+        <w:t>founded</w:t>
+      </w:r>
+      <w:proofErr w:type="spellEnd"/>
+      <w:r>
+        <w:t xml:space="preserve"> the Accademia dei Desiderosi (</w:t>
+      </w:r>
+      <w:proofErr w:type="spellStart"/>
+      <w:r>
+        <w:t>later</w:t>
+      </w:r>
+      <w:proofErr w:type="spellEnd"/>
+      <w:r>
+        <w:t xml:space="preserve"> </w:t>
+      </w:r>
+      <w:proofErr w:type="spellStart"/>
+      <w:r>
+        <w:t>known</w:t>
+      </w:r>
+      <w:proofErr w:type="spellEnd"/>
+      <w:r>
+        <w:t xml:space="preserve"> </w:t>
+      </w:r>
+      <w:proofErr w:type="spellStart"/>
+      <w:r>
+        <w:t>as</w:t>
+      </w:r>
+      <w:proofErr w:type="spellEnd"/>
+      <w:r>
+        <w:t xml:space="preserve"> the Accademia degli Incamminati) in 1582.</w:t>
+      </w:r>
+    </w:p>
+    <w:p>
+      <w:r>
+        <w:rPr>
+          <w:noProof/>
+        </w:rPr>
+        <w:drawing>
+          <wp:inline distT="0" distB="0" distL="0" distR="0" wp14:anchorId="0E5D2C0B" wp14:editId="276F4D1F">
+            <wp:extent cx="2788920" cy="5061649"/>
+            <wp:effectExtent l="0" t="0" r="0" b="5715"/>
+            <wp:docPr id="55266802" name="Immagine 2"/>
+            <wp:cNvGraphicFramePr>
+              <a:graphicFrameLocks xmlns:a="http://schemas.openxmlformats.org/drawingml/2006/main" noChangeAspect="1"/>
+            </wp:cNvGraphicFramePr>
+            <a:graphic xmlns:a="http://schemas.openxmlformats.org/drawingml/2006/main">
+              <a:graphicData uri="http://schemas.openxmlformats.org/drawingml/2006/picture">
+                <pic:pic xmlns:pic="http://schemas.openxmlformats.org/drawingml/2006/picture">
+                  <pic:nvPicPr>
+                    <pic:cNvPr id="55266802" name="Immagine 55266802"/>
+                    <pic:cNvPicPr/>
+                  </pic:nvPicPr>
+                  <pic:blipFill>
+                    <a:blip r:embed="rId5" cstate="print">
+                      <a:extLst>
+                        <a:ext uri="{28A0092B-C50C-407E-A947-70E740481C1C}">
+                          <a14:useLocalDpi xmlns:a14="http://schemas.microsoft.com/office/drawing/2010/main" val="0"/>
+                        </a:ext>
+                      </a:extLst>
+                    </a:blip>
+                    <a:stretch>
+                      <a:fillRect/>
+                    </a:stretch>
+                  </pic:blipFill>
+                  <pic:spPr>
+                    <a:xfrm>
+                      <a:off x="0" y="0"/>
+                      <a:ext cx="2796406" cy="5075235"/>
+                    </a:xfrm>
+                    <a:prstGeom prst="rect">
+                      <a:avLst/>
+                    </a:prstGeom>
+                  </pic:spPr>
+                </pic:pic>
+              </a:graphicData>
+            </a:graphic>
+          </wp:inline>
+        </w:drawing>
+      </w:r>
+    </w:p>
+    <w:p>
+      <w:r>
+        <w:t>[SPLIT_</w:t>
+      </w:r>
+      <w:proofErr w:type="gramStart"/>
+      <w:r>
+        <w:t>BLOCK:casa_sanCarlo_19.jpg</w:t>
+      </w:r>
+      <w:proofErr w:type="gramEnd"/>
+      <w:r>
+        <w:t>]</w:t>
+      </w:r>
+    </w:p>
+    <w:p/>
+    <w:p>
+      <w:proofErr w:type="spellStart"/>
+      <w:r>
         <w:rPr>
           <w:b/>
           <w:bCs/>
         </w:rPr>
-        <w:t xml:space="preserve">Via San Carlo, 19 in Bologna </w:t>
-      </w:r>
-      <w:r xmlns:w="http://schemas.openxmlformats.org/wordprocessingml/2006/main">
-        <w:t xml:space="preserve">is associated with a property called </w:t>
-      </w:r>
-      <w:r xmlns:w="http://schemas.openxmlformats.org/wordprocessingml/2006/main">
+        <w:t>Historical</w:t>
+      </w:r>
+      <w:proofErr w:type="spellEnd"/>
+      <w:r>
         <w:rPr>
           <w:b/>
           <w:bCs/>
         </w:rPr>
-        <w:t xml:space="preserve">"Casa Carracci" </w:t>
-      </w:r>
-      <w:r xmlns:w="http://schemas.openxmlformats.org/wordprocessingml/2006/main">
-        <w:t xml:space="preserve">or "San Carlo Holiday House," which is currently rented as a vacation rental.</w:t>
-      </w:r>
-    </w:p>
-    <w:p>
-      <w:r xmlns:w="http://schemas.openxmlformats.org/wordprocessingml/2006/main">
-        <w:t xml:space="preserve">Some sources mention that the building, an ancient palace from the 18th or 19th century called "Casa Carracci" and protected by the Superintendency of Cultural Heritage, is believed to be the place where </w:t>
-      </w:r>
-      <w:r xmlns:w="http://schemas.openxmlformats.org/wordprocessingml/2006/main">
+        <w:t xml:space="preserve"> and </w:t>
+      </w:r>
+      <w:proofErr w:type="spellStart"/>
+      <w:r>
         <w:rPr>
           <w:b/>
           <w:bCs/>
         </w:rPr>
-        <w:t xml:space="preserve">Ludovico Carracci </w:t>
-      </w:r>
-      <w:r xmlns:w="http://schemas.openxmlformats.org/wordprocessingml/2006/main">
-        <w:t xml:space="preserve">lived from 1555 to 1609 and where there was one of the laboratories of the Carracci cousins, founders of the </w:t>
-      </w:r>
-      <w:r xmlns:w="http://schemas.openxmlformats.org/wordprocessingml/2006/main">
+        <w:t>Architectural</w:t>
+      </w:r>
+      <w:proofErr w:type="spellEnd"/>
+      <w:r>
         <w:rPr>
           <w:b/>
           <w:bCs/>
         </w:rPr>
-        <w:t xml:space="preserve">Accademia degli Incamminati </w:t>
-      </w:r>
-      <w:r xmlns:w="http://schemas.openxmlformats.org/wordprocessingml/2006/main">
-        <w:t xml:space="preserve">.</w:t>
-      </w:r>
-    </w:p>
-    <w:p>
-      <w:r xmlns:w="http://schemas.openxmlformats.org/wordprocessingml/2006/main">
-        <w:t xml:space="preserve">It is important to note that, historically, the Carracci house (also referring to Agostino and Annibale) is often also associated with </w:t>
-      </w:r>
-      <w:r xmlns:w="http://schemas.openxmlformats.org/wordprocessingml/2006/main">
+        <w:t xml:space="preserve"> </w:t>
+      </w:r>
+      <w:proofErr w:type="spellStart"/>
+      <w:r>
         <w:rPr>
           <w:b/>
           <w:bCs/>
         </w:rPr>
-        <w:t xml:space="preserve">Via Rolandino, 1 </w:t>
-      </w:r>
-      <w:r xmlns:w="http://schemas.openxmlformats.org/wordprocessingml/2006/main">
-        <w:t xml:space="preserve">(the so-called "Casa </w:t>
-      </w:r>
-      <w:proofErr xmlns:w="http://schemas.openxmlformats.org/wordprocessingml/2006/main" w:type="spellStart"/>
-      <w:r xmlns:w="http://schemas.openxmlformats.org/wordprocessingml/2006/main">
-        <w:t xml:space="preserve">Berò </w:t>
-      </w:r>
-      <w:proofErr xmlns:w="http://schemas.openxmlformats.org/wordprocessingml/2006/main" w:type="spellEnd"/>
-      <w:r xmlns:w="http://schemas.openxmlformats.org/wordprocessingml/2006/main">
-        <w:t xml:space="preserve">Gradi" or "Casa </w:t>
-      </w:r>
-      <w:proofErr xmlns:w="http://schemas.openxmlformats.org/wordprocessingml/2006/main" w:type="spellStart"/>
-      <w:r xmlns:w="http://schemas.openxmlformats.org/wordprocessingml/2006/main">
-        <w:t xml:space="preserve">Berò </w:t>
-      </w:r>
-      <w:proofErr xmlns:w="http://schemas.openxmlformats.org/wordprocessingml/2006/main" w:type="spellEnd"/>
-      <w:r xmlns:w="http://schemas.openxmlformats.org/wordprocessingml/2006/main">
-        <w:t xml:space="preserve">detta dei Carracci"), which underwent restoration in the 19th century.</w:t>
-      </w:r>
+        <w:t>Clarifications</w:t>
+      </w:r>
+      <w:proofErr w:type="spellEnd"/>
     </w:p>
     <w:p>
-      <w:r xmlns:w="http://schemas.openxmlformats.org/wordprocessingml/2006/main">
-        <w:t xml:space="preserve">In short, the property at </w:t>
-      </w:r>
-      <w:r xmlns:w="http://schemas.openxmlformats.org/wordprocessingml/2006/main">
+      <w:r>
+        <w:t xml:space="preserve">To </w:t>
+      </w:r>
+      <w:proofErr w:type="spellStart"/>
+      <w:r>
+        <w:t>ensure</w:t>
+      </w:r>
+      <w:proofErr w:type="spellEnd"/>
+      <w:r>
+        <w:t xml:space="preserve"> </w:t>
+      </w:r>
+      <w:proofErr w:type="spellStart"/>
+      <w:r>
+        <w:t>scientific</w:t>
+      </w:r>
+      <w:proofErr w:type="spellEnd"/>
+      <w:r>
+        <w:t xml:space="preserve"> and educational </w:t>
+      </w:r>
+      <w:proofErr w:type="spellStart"/>
+      <w:r>
+        <w:t>accuracy</w:t>
+      </w:r>
+      <w:proofErr w:type="spellEnd"/>
+      <w:r>
+        <w:t xml:space="preserve">, </w:t>
+      </w:r>
+      <w:proofErr w:type="spellStart"/>
+      <w:r>
+        <w:t>two</w:t>
+      </w:r>
+      <w:proofErr w:type="spellEnd"/>
+      <w:r>
+        <w:t xml:space="preserve"> </w:t>
+      </w:r>
+      <w:proofErr w:type="spellStart"/>
+      <w:r>
+        <w:t>crucial</w:t>
+      </w:r>
+      <w:proofErr w:type="spellEnd"/>
+      <w:r>
+        <w:t xml:space="preserve"> </w:t>
+      </w:r>
+      <w:proofErr w:type="spellStart"/>
+      <w:r>
+        <w:t>aspects</w:t>
+      </w:r>
+      <w:proofErr w:type="spellEnd"/>
+      <w:r>
+        <w:t xml:space="preserve"> </w:t>
+      </w:r>
+      <w:proofErr w:type="spellStart"/>
+      <w:r>
+        <w:t>regarding</w:t>
+      </w:r>
+      <w:proofErr w:type="spellEnd"/>
+      <w:r>
+        <w:t xml:space="preserve"> the </w:t>
+      </w:r>
+      <w:proofErr w:type="spellStart"/>
+      <w:r>
+        <w:t>property</w:t>
+      </w:r>
+      <w:proofErr w:type="spellEnd"/>
+      <w:r>
+        <w:t xml:space="preserve"> </w:t>
+      </w:r>
+      <w:proofErr w:type="spellStart"/>
+      <w:r>
+        <w:t>at</w:t>
+      </w:r>
+      <w:proofErr w:type="spellEnd"/>
+      <w:r>
+        <w:t xml:space="preserve"> Via San Carlo, 19 </w:t>
+      </w:r>
+      <w:proofErr w:type="spellStart"/>
+      <w:r>
+        <w:t>should</w:t>
+      </w:r>
+      <w:proofErr w:type="spellEnd"/>
+      <w:r>
+        <w:t xml:space="preserve"> be </w:t>
+      </w:r>
+      <w:proofErr w:type="spellStart"/>
+      <w:r>
+        <w:t>highlighted</w:t>
+      </w:r>
+      <w:proofErr w:type="spellEnd"/>
+      <w:r>
+        <w:t>:</w:t>
+      </w:r>
+    </w:p>
+    <w:p>
+      <w:pPr>
+        <w:numPr>
+          <w:ilvl w:val="0"/>
+          <w:numId w:val="1"/>
+        </w:numPr>
+      </w:pPr>
+      <w:proofErr w:type="spellStart"/>
+      <w:r>
         <w:rPr>
           <w:b/>
           <w:bCs/>
         </w:rPr>
-        <w:t xml:space="preserve">Via San Carlo, 19 </w:t>
-      </w:r>
-      <w:r xmlns:w="http://schemas.openxmlformats.org/wordprocessingml/2006/main">
-        <w:t xml:space="preserve">is promoted as a holiday apartment located in what is identified as the building where the painter Ludovico Carracci lived and worked.</w:t>
+        <w:lastRenderedPageBreak/>
+        <w:t>Chronological</w:t>
+      </w:r>
+      <w:proofErr w:type="spellEnd"/>
+      <w:r>
+        <w:rPr>
+          <w:b/>
+          <w:bCs/>
+        </w:rPr>
+        <w:t xml:space="preserve"> Precision:</w:t>
+      </w:r>
+      <w:r>
+        <w:t xml:space="preserve"> Some </w:t>
+      </w:r>
+      <w:proofErr w:type="spellStart"/>
+      <w:r>
+        <w:t>tourist</w:t>
+      </w:r>
+      <w:proofErr w:type="spellEnd"/>
+      <w:r>
+        <w:t xml:space="preserve"> </w:t>
+      </w:r>
+      <w:proofErr w:type="spellStart"/>
+      <w:r>
+        <w:t>guides</w:t>
+      </w:r>
+      <w:proofErr w:type="spellEnd"/>
+      <w:r>
+        <w:t xml:space="preserve"> </w:t>
+      </w:r>
+      <w:proofErr w:type="spellStart"/>
+      <w:r>
+        <w:t>incorrectly</w:t>
+      </w:r>
+      <w:proofErr w:type="spellEnd"/>
+      <w:r>
+        <w:t xml:space="preserve"> state </w:t>
+      </w:r>
+      <w:proofErr w:type="spellStart"/>
+      <w:r>
+        <w:t>that</w:t>
+      </w:r>
+      <w:proofErr w:type="spellEnd"/>
+      <w:r>
+        <w:t xml:space="preserve"> </w:t>
+      </w:r>
+      <w:proofErr w:type="spellStart"/>
+      <w:r>
+        <w:t>Ludovico's</w:t>
+      </w:r>
+      <w:proofErr w:type="spellEnd"/>
+      <w:r>
+        <w:t xml:space="preserve"> stay </w:t>
+      </w:r>
+      <w:proofErr w:type="spellStart"/>
+      <w:r>
+        <w:t>was</w:t>
+      </w:r>
+      <w:proofErr w:type="spellEnd"/>
+      <w:r>
+        <w:t xml:space="preserve"> restricted to the </w:t>
+      </w:r>
+      <w:proofErr w:type="spellStart"/>
+      <w:r>
+        <w:t>period</w:t>
+      </w:r>
+      <w:proofErr w:type="spellEnd"/>
+      <w:r>
+        <w:t xml:space="preserve"> </w:t>
+      </w:r>
+      <w:proofErr w:type="spellStart"/>
+      <w:r>
+        <w:t>between</w:t>
+      </w:r>
+      <w:proofErr w:type="spellEnd"/>
+      <w:r>
+        <w:t xml:space="preserve"> 1555 and 1609. Official </w:t>
+      </w:r>
+      <w:proofErr w:type="spellStart"/>
+      <w:r>
+        <w:t>biographical</w:t>
+      </w:r>
+      <w:proofErr w:type="spellEnd"/>
+      <w:r>
+        <w:t xml:space="preserve"> </w:t>
+      </w:r>
+      <w:proofErr w:type="spellStart"/>
+      <w:r>
+        <w:t>records</w:t>
+      </w:r>
+      <w:proofErr w:type="spellEnd"/>
+      <w:r>
+        <w:t xml:space="preserve"> </w:t>
+      </w:r>
+      <w:proofErr w:type="spellStart"/>
+      <w:r>
+        <w:t>document</w:t>
+      </w:r>
+      <w:proofErr w:type="spellEnd"/>
+      <w:r>
+        <w:t xml:space="preserve"> </w:t>
+      </w:r>
+      <w:proofErr w:type="spellStart"/>
+      <w:r>
+        <w:t>his</w:t>
+      </w:r>
+      <w:proofErr w:type="spellEnd"/>
+      <w:r>
+        <w:t xml:space="preserve"> </w:t>
+      </w:r>
+      <w:proofErr w:type="spellStart"/>
+      <w:r>
+        <w:t>birth</w:t>
+      </w:r>
+      <w:proofErr w:type="spellEnd"/>
+      <w:r>
+        <w:t xml:space="preserve"> in Bologna in 1555 and </w:t>
+      </w:r>
+      <w:proofErr w:type="spellStart"/>
+      <w:r>
+        <w:t>his</w:t>
+      </w:r>
+      <w:proofErr w:type="spellEnd"/>
+      <w:r>
+        <w:t xml:space="preserve"> </w:t>
+      </w:r>
+      <w:proofErr w:type="spellStart"/>
+      <w:r>
+        <w:t>death</w:t>
+      </w:r>
+      <w:proofErr w:type="spellEnd"/>
+      <w:r>
+        <w:t xml:space="preserve"> in 1619.</w:t>
       </w:r>
     </w:p>
+    <w:p>
+      <w:pPr>
+        <w:numPr>
+          <w:ilvl w:val="0"/>
+          <w:numId w:val="1"/>
+        </w:numPr>
+      </w:pPr>
+      <w:proofErr w:type="spellStart"/>
+      <w:r>
+        <w:rPr>
+          <w:b/>
+          <w:bCs/>
+        </w:rPr>
+        <w:t>Structural</w:t>
+      </w:r>
+      <w:proofErr w:type="spellEnd"/>
+      <w:r>
+        <w:rPr>
+          <w:b/>
+          <w:bCs/>
+        </w:rPr>
+        <w:t xml:space="preserve"> </w:t>
+      </w:r>
+      <w:proofErr w:type="spellStart"/>
+      <w:r>
+        <w:rPr>
+          <w:b/>
+          <w:bCs/>
+        </w:rPr>
+        <w:t>Evolution</w:t>
+      </w:r>
+      <w:proofErr w:type="spellEnd"/>
+      <w:r>
+        <w:rPr>
+          <w:b/>
+          <w:bCs/>
+        </w:rPr>
+        <w:t>:</w:t>
+      </w:r>
+      <w:r>
+        <w:t xml:space="preserve"> The </w:t>
+      </w:r>
+      <w:proofErr w:type="spellStart"/>
+      <w:r>
+        <w:t>present</w:t>
+      </w:r>
+      <w:proofErr w:type="spellEnd"/>
+      <w:r>
+        <w:t xml:space="preserve"> building </w:t>
+      </w:r>
+      <w:proofErr w:type="spellStart"/>
+      <w:r>
+        <w:t>reflects</w:t>
+      </w:r>
+      <w:proofErr w:type="spellEnd"/>
+      <w:r>
+        <w:t xml:space="preserve"> </w:t>
+      </w:r>
+      <w:proofErr w:type="spellStart"/>
+      <w:r>
+        <w:t>architectural</w:t>
+      </w:r>
+      <w:proofErr w:type="spellEnd"/>
+      <w:r>
+        <w:t xml:space="preserve"> </w:t>
+      </w:r>
+      <w:proofErr w:type="spellStart"/>
+      <w:r>
+        <w:t>alterations</w:t>
+      </w:r>
+      <w:proofErr w:type="spellEnd"/>
+      <w:r>
+        <w:t xml:space="preserve"> </w:t>
+      </w:r>
+      <w:proofErr w:type="spellStart"/>
+      <w:r>
+        <w:t>resulting</w:t>
+      </w:r>
+      <w:proofErr w:type="spellEnd"/>
+      <w:r>
+        <w:t xml:space="preserve"> from 18th- and 19th-century </w:t>
+      </w:r>
+      <w:proofErr w:type="spellStart"/>
+      <w:r>
+        <w:t>renovations</w:t>
+      </w:r>
+      <w:proofErr w:type="spellEnd"/>
+      <w:r>
+        <w:t xml:space="preserve">. </w:t>
+      </w:r>
+      <w:proofErr w:type="spellStart"/>
+      <w:r>
+        <w:t>Thus</w:t>
+      </w:r>
+      <w:proofErr w:type="spellEnd"/>
+      <w:r>
+        <w:t xml:space="preserve">, the </w:t>
+      </w:r>
+      <w:proofErr w:type="spellStart"/>
+      <w:r>
+        <w:t>modern</w:t>
+      </w:r>
+      <w:proofErr w:type="spellEnd"/>
+      <w:r>
+        <w:t xml:space="preserve"> </w:t>
+      </w:r>
+      <w:proofErr w:type="spellStart"/>
+      <w:r>
+        <w:t>structure</w:t>
+      </w:r>
+      <w:proofErr w:type="spellEnd"/>
+      <w:r>
+        <w:t xml:space="preserve"> stands on the site of, or </w:t>
+      </w:r>
+      <w:proofErr w:type="spellStart"/>
+      <w:r>
+        <w:t>incorporates</w:t>
+      </w:r>
+      <w:proofErr w:type="spellEnd"/>
+      <w:r>
+        <w:t xml:space="preserve"> </w:t>
+      </w:r>
+      <w:proofErr w:type="spellStart"/>
+      <w:r>
+        <w:t>elements</w:t>
+      </w:r>
+      <w:proofErr w:type="spellEnd"/>
+      <w:r>
+        <w:t xml:space="preserve"> from, an </w:t>
+      </w:r>
+      <w:proofErr w:type="spellStart"/>
+      <w:r>
+        <w:t>original</w:t>
+      </w:r>
+      <w:proofErr w:type="spellEnd"/>
+      <w:r>
+        <w:t xml:space="preserve"> 16th-century core </w:t>
+      </w:r>
+      <w:proofErr w:type="spellStart"/>
+      <w:r>
+        <w:t>where</w:t>
+      </w:r>
+      <w:proofErr w:type="spellEnd"/>
+      <w:r>
+        <w:t xml:space="preserve"> the Carracci family—</w:t>
+      </w:r>
+      <w:proofErr w:type="spellStart"/>
+      <w:r>
+        <w:t>historically</w:t>
+      </w:r>
+      <w:proofErr w:type="spellEnd"/>
+      <w:r>
+        <w:t xml:space="preserve"> </w:t>
+      </w:r>
+      <w:proofErr w:type="spellStart"/>
+      <w:r>
+        <w:t>established</w:t>
+      </w:r>
+      <w:proofErr w:type="spellEnd"/>
+      <w:r>
+        <w:t xml:space="preserve"> in </w:t>
+      </w:r>
+      <w:proofErr w:type="spellStart"/>
+      <w:r>
+        <w:t>this</w:t>
+      </w:r>
+      <w:proofErr w:type="spellEnd"/>
+      <w:r>
+        <w:t xml:space="preserve"> area </w:t>
+      </w:r>
+      <w:proofErr w:type="spellStart"/>
+      <w:r>
+        <w:t>between</w:t>
+      </w:r>
+      <w:proofErr w:type="spellEnd"/>
+      <w:r>
+        <w:t xml:space="preserve"> </w:t>
+      </w:r>
+      <w:proofErr w:type="spellStart"/>
+      <w:r>
+        <w:t>nearby</w:t>
+      </w:r>
+      <w:proofErr w:type="spellEnd"/>
+      <w:r>
+        <w:t xml:space="preserve"> Via Riva di Reno and Piazzetta della Pioggia—</w:t>
+      </w:r>
+      <w:proofErr w:type="spellStart"/>
+      <w:r>
+        <w:t>owned</w:t>
+      </w:r>
+      <w:proofErr w:type="spellEnd"/>
+      <w:r>
+        <w:t xml:space="preserve"> workshops or residences.</w:t>
+      </w:r>
+    </w:p>
+    <w:p>
+      <w:r>
+        <w:rPr>
+          <w:b/>
+          <w:bCs/>
+        </w:rPr>
+        <w:t xml:space="preserve">The </w:t>
+      </w:r>
+      <w:proofErr w:type="spellStart"/>
+      <w:r>
+        <w:rPr>
+          <w:b/>
+          <w:bCs/>
+        </w:rPr>
+        <w:t>Historical</w:t>
+      </w:r>
+      <w:proofErr w:type="spellEnd"/>
+      <w:r>
+        <w:rPr>
+          <w:b/>
+          <w:bCs/>
+        </w:rPr>
+        <w:t xml:space="preserve"> Site in Via Rolandino</w:t>
+      </w:r>
+    </w:p>
+    <w:p>
+      <w:proofErr w:type="spellStart"/>
+      <w:r>
+        <w:t>According</w:t>
+      </w:r>
+      <w:proofErr w:type="spellEnd"/>
+      <w:r>
+        <w:t xml:space="preserve"> to </w:t>
+      </w:r>
+      <w:proofErr w:type="spellStart"/>
+      <w:r>
+        <w:t>archival</w:t>
+      </w:r>
+      <w:proofErr w:type="spellEnd"/>
+      <w:r>
+        <w:t xml:space="preserve"> and </w:t>
+      </w:r>
+      <w:proofErr w:type="spellStart"/>
+      <w:r>
+        <w:t>architectural</w:t>
+      </w:r>
+      <w:proofErr w:type="spellEnd"/>
+      <w:r>
+        <w:t xml:space="preserve"> </w:t>
+      </w:r>
+      <w:proofErr w:type="spellStart"/>
+      <w:r>
+        <w:t>documentation</w:t>
+      </w:r>
+      <w:proofErr w:type="spellEnd"/>
+      <w:r>
+        <w:t xml:space="preserve"> in Bologna, the </w:t>
+      </w:r>
+      <w:proofErr w:type="spellStart"/>
+      <w:r>
+        <w:t>family's</w:t>
+      </w:r>
+      <w:proofErr w:type="spellEnd"/>
+      <w:r>
+        <w:t xml:space="preserve"> legacy and the official activities of the Accademia degli Incamminati are </w:t>
+      </w:r>
+      <w:proofErr w:type="spellStart"/>
+      <w:r>
+        <w:t>primarily</w:t>
+      </w:r>
+      <w:proofErr w:type="spellEnd"/>
+      <w:r>
+        <w:t xml:space="preserve"> </w:t>
+      </w:r>
+      <w:proofErr w:type="spellStart"/>
+      <w:r>
+        <w:t>associated</w:t>
+      </w:r>
+      <w:proofErr w:type="spellEnd"/>
+      <w:r>
+        <w:t xml:space="preserve"> with </w:t>
+      </w:r>
+      <w:proofErr w:type="spellStart"/>
+      <w:r>
+        <w:t>another</w:t>
+      </w:r>
+      <w:proofErr w:type="spellEnd"/>
+      <w:r>
+        <w:t xml:space="preserve"> building: "Casa </w:t>
+      </w:r>
+      <w:proofErr w:type="spellStart"/>
+      <w:r>
+        <w:t>Berò</w:t>
+      </w:r>
+      <w:proofErr w:type="spellEnd"/>
+      <w:r>
+        <w:t xml:space="preserve"> Gradi" (or Casa </w:t>
+      </w:r>
+      <w:proofErr w:type="spellStart"/>
+      <w:r>
+        <w:t>Berò</w:t>
+      </w:r>
+      <w:proofErr w:type="spellEnd"/>
+      <w:r>
+        <w:t xml:space="preserve">, </w:t>
+      </w:r>
+      <w:proofErr w:type="spellStart"/>
+      <w:r>
+        <w:t>also</w:t>
+      </w:r>
+      <w:proofErr w:type="spellEnd"/>
+      <w:r>
+        <w:t xml:space="preserve"> </w:t>
+      </w:r>
+      <w:proofErr w:type="spellStart"/>
+      <w:r>
+        <w:t>known</w:t>
+      </w:r>
+      <w:proofErr w:type="spellEnd"/>
+      <w:r>
+        <w:t xml:space="preserve"> </w:t>
+      </w:r>
+      <w:proofErr w:type="spellStart"/>
+      <w:r>
+        <w:t>as</w:t>
+      </w:r>
+      <w:proofErr w:type="spellEnd"/>
+      <w:r>
+        <w:t xml:space="preserve"> Casa dei Carracci), </w:t>
+      </w:r>
+      <w:proofErr w:type="spellStart"/>
+      <w:r>
+        <w:t>located</w:t>
+      </w:r>
+      <w:proofErr w:type="spellEnd"/>
+      <w:r>
+        <w:t xml:space="preserve"> </w:t>
+      </w:r>
+      <w:proofErr w:type="spellStart"/>
+      <w:r>
+        <w:t>at</w:t>
+      </w:r>
+      <w:proofErr w:type="spellEnd"/>
+      <w:r>
+        <w:t xml:space="preserve"> Via Rolandino, 1, </w:t>
+      </w:r>
+      <w:proofErr w:type="spellStart"/>
+      <w:r>
+        <w:t>which</w:t>
+      </w:r>
+      <w:proofErr w:type="spellEnd"/>
+      <w:r>
+        <w:t xml:space="preserve"> </w:t>
+      </w:r>
+      <w:proofErr w:type="spellStart"/>
+      <w:r>
+        <w:t>underwent</w:t>
+      </w:r>
+      <w:proofErr w:type="spellEnd"/>
+      <w:r>
+        <w:t xml:space="preserve"> </w:t>
+      </w:r>
+      <w:proofErr w:type="spellStart"/>
+      <w:r>
+        <w:t>extensive</w:t>
+      </w:r>
+      <w:proofErr w:type="spellEnd"/>
+      <w:r>
+        <w:t xml:space="preserve"> </w:t>
+      </w:r>
+      <w:proofErr w:type="spellStart"/>
+      <w:r>
+        <w:t>restoration</w:t>
+      </w:r>
+      <w:proofErr w:type="spellEnd"/>
+      <w:r>
+        <w:t xml:space="preserve"> </w:t>
+      </w:r>
+      <w:proofErr w:type="spellStart"/>
+      <w:r>
+        <w:t>during</w:t>
+      </w:r>
+      <w:proofErr w:type="spellEnd"/>
+      <w:r>
+        <w:t xml:space="preserve"> the 19th </w:t>
+      </w:r>
+      <w:proofErr w:type="spellStart"/>
+      <w:r>
+        <w:t>century</w:t>
+      </w:r>
+      <w:proofErr w:type="spellEnd"/>
+      <w:r>
+        <w:t>.</w:t>
+      </w:r>
+    </w:p>
+    <w:p>
+      <w:r>
+        <w:rPr>
+          <w:noProof/>
+        </w:rPr>
+        <w:drawing>
+          <wp:inline distT="0" distB="0" distL="0" distR="0" wp14:anchorId="68105758" wp14:editId="0919DEF8">
+            <wp:extent cx="6120130" cy="3974465"/>
+            <wp:effectExtent l="0" t="0" r="0" b="6985"/>
+            <wp:docPr id="582525503" name="Immagine 3"/>
+            <wp:cNvGraphicFramePr>
+              <a:graphicFrameLocks xmlns:a="http://schemas.openxmlformats.org/drawingml/2006/main" noChangeAspect="1"/>
+            </wp:cNvGraphicFramePr>
+            <a:graphic xmlns:a="http://schemas.openxmlformats.org/drawingml/2006/main">
+              <a:graphicData uri="http://schemas.openxmlformats.org/drawingml/2006/picture">
+                <pic:pic xmlns:pic="http://schemas.openxmlformats.org/drawingml/2006/picture">
+                  <pic:nvPicPr>
+                    <pic:cNvPr id="582525503" name="Immagine 582525503"/>
+                    <pic:cNvPicPr/>
+                  </pic:nvPicPr>
+                  <pic:blipFill>
+                    <a:blip r:embed="rId6" cstate="print">
+                      <a:extLst>
+                        <a:ext uri="{28A0092B-C50C-407E-A947-70E740481C1C}">
+                          <a14:useLocalDpi xmlns:a14="http://schemas.microsoft.com/office/drawing/2010/main" val="0"/>
+                        </a:ext>
+                      </a:extLst>
+                    </a:blip>
+                    <a:stretch>
+                      <a:fillRect/>
+                    </a:stretch>
+                  </pic:blipFill>
+                  <pic:spPr>
+                    <a:xfrm>
+                      <a:off x="0" y="0"/>
+                      <a:ext cx="6120130" cy="3974465"/>
+                    </a:xfrm>
+                    <a:prstGeom prst="rect">
+                      <a:avLst/>
+                    </a:prstGeom>
+                  </pic:spPr>
+                </pic:pic>
+              </a:graphicData>
+            </a:graphic>
+          </wp:inline>
+        </w:drawing>
+      </w:r>
+    </w:p>
+    <w:p>
+      <w:r>
+        <w:t>[SPLIT_</w:t>
+      </w:r>
+      <w:proofErr w:type="gramStart"/>
+      <w:r>
+        <w:t>BLOCK:casa_rolandino_1.jpg</w:t>
+      </w:r>
+      <w:proofErr w:type="gramEnd"/>
+      <w:r>
+        <w:t>]</w:t>
+      </w:r>
+    </w:p>
+    <w:p/>
+    <w:p>
+      <w:r>
+        <w:t xml:space="preserve">In </w:t>
+      </w:r>
+      <w:proofErr w:type="spellStart"/>
+      <w:r>
+        <w:t>summary</w:t>
+      </w:r>
+      <w:proofErr w:type="spellEnd"/>
+      <w:r>
+        <w:t xml:space="preserve">, </w:t>
+      </w:r>
+      <w:proofErr w:type="spellStart"/>
+      <w:r>
+        <w:t>while</w:t>
+      </w:r>
+      <w:proofErr w:type="spellEnd"/>
+      <w:r>
+        <w:t xml:space="preserve"> Via San Carlo, 19 </w:t>
+      </w:r>
+      <w:proofErr w:type="spellStart"/>
+      <w:r>
+        <w:t>serves</w:t>
+      </w:r>
+      <w:proofErr w:type="spellEnd"/>
+      <w:r>
+        <w:t xml:space="preserve"> </w:t>
+      </w:r>
+      <w:proofErr w:type="spellStart"/>
+      <w:r>
+        <w:t>as</w:t>
+      </w:r>
+      <w:proofErr w:type="spellEnd"/>
+      <w:r>
+        <w:t xml:space="preserve"> an </w:t>
+      </w:r>
+      <w:proofErr w:type="spellStart"/>
+      <w:r>
+        <w:t>essential</w:t>
+      </w:r>
+      <w:proofErr w:type="spellEnd"/>
+      <w:r>
+        <w:t xml:space="preserve"> </w:t>
+      </w:r>
+      <w:proofErr w:type="spellStart"/>
+      <w:r>
+        <w:t>testament</w:t>
+      </w:r>
+      <w:proofErr w:type="spellEnd"/>
+      <w:r>
+        <w:t xml:space="preserve"> to the Carracci </w:t>
+      </w:r>
+      <w:proofErr w:type="spellStart"/>
+      <w:r>
+        <w:t>family's</w:t>
+      </w:r>
+      <w:proofErr w:type="spellEnd"/>
+      <w:r>
+        <w:t xml:space="preserve"> deep </w:t>
+      </w:r>
+      <w:proofErr w:type="spellStart"/>
+      <w:r>
+        <w:t>ties</w:t>
+      </w:r>
+      <w:proofErr w:type="spellEnd"/>
+      <w:r>
+        <w:t xml:space="preserve"> to the </w:t>
+      </w:r>
+      <w:proofErr w:type="spellStart"/>
+      <w:r>
+        <w:t>historic</w:t>
+      </w:r>
+      <w:proofErr w:type="spellEnd"/>
+      <w:r>
+        <w:t xml:space="preserve"> canal </w:t>
+      </w:r>
+      <w:proofErr w:type="spellStart"/>
+      <w:r>
+        <w:t>district</w:t>
+      </w:r>
+      <w:proofErr w:type="spellEnd"/>
+      <w:r>
+        <w:t xml:space="preserve">, </w:t>
+      </w:r>
+      <w:proofErr w:type="spellStart"/>
+      <w:r>
+        <w:t>its</w:t>
+      </w:r>
+      <w:proofErr w:type="spellEnd"/>
+      <w:r>
+        <w:t xml:space="preserve"> </w:t>
+      </w:r>
+      <w:proofErr w:type="spellStart"/>
+      <w:r>
+        <w:t>presentation</w:t>
+      </w:r>
+      <w:proofErr w:type="spellEnd"/>
+      <w:r>
+        <w:t xml:space="preserve"> </w:t>
+      </w:r>
+      <w:proofErr w:type="spellStart"/>
+      <w:r>
+        <w:t>is</w:t>
+      </w:r>
+      <w:proofErr w:type="spellEnd"/>
+      <w:r>
+        <w:t xml:space="preserve"> </w:t>
+      </w:r>
+      <w:proofErr w:type="spellStart"/>
+      <w:r>
+        <w:t>enriched</w:t>
+      </w:r>
+      <w:proofErr w:type="spellEnd"/>
+      <w:r>
+        <w:t xml:space="preserve"> by accurate </w:t>
+      </w:r>
+      <w:proofErr w:type="spellStart"/>
+      <w:r>
+        <w:t>biographical</w:t>
+      </w:r>
+      <w:proofErr w:type="spellEnd"/>
+      <w:r>
+        <w:t xml:space="preserve"> information </w:t>
+      </w:r>
+      <w:proofErr w:type="spellStart"/>
+      <w:r>
+        <w:t>regarding</w:t>
+      </w:r>
+      <w:proofErr w:type="spellEnd"/>
+      <w:r>
+        <w:t xml:space="preserve"> Ludovico Carracci and </w:t>
+      </w:r>
+      <w:proofErr w:type="spellStart"/>
+      <w:r>
+        <w:t>broader</w:t>
+      </w:r>
+      <w:proofErr w:type="spellEnd"/>
+      <w:r>
+        <w:t xml:space="preserve"> </w:t>
+      </w:r>
+      <w:proofErr w:type="spellStart"/>
+      <w:r>
+        <w:t>artistic</w:t>
+      </w:r>
+      <w:proofErr w:type="spellEnd"/>
+      <w:r>
+        <w:t xml:space="preserve"> </w:t>
+      </w:r>
+      <w:proofErr w:type="spellStart"/>
+      <w:r>
+        <w:t>scholarship</w:t>
+      </w:r>
+      <w:proofErr w:type="spellEnd"/>
+      <w:r>
+        <w:t>.</w:t>
+      </w:r>
+    </w:p>
+    <w:p>
+      <w:r>
+        <w:br w:type="page"/>
+      </w:r>
+    </w:p>
+    <w:p>
+      <w:pPr>
+        <w:spacing w:before="240"/>
+      </w:pPr>
+      <w:r>
+        <w:rPr>
+          <w:rFonts w:ascii="Segoe UI" w:hAnsi="Segoe UI"/>
+          <w:b/>
+          <w:color w:val="1E3A8A"/>
+          <w:sz w:val="26"/>
+        </w:rPr>
+        <w:lastRenderedPageBreak/>
+        <w:t>Tabella delle Fonti e Certificazione</w:t>
+      </w:r>
+    </w:p>
+    <w:tbl>
+      <w:tblPr>
+        <w:tblW w:w="0" w:type="auto"/>
+        <w:jc w:val="center"/>
+        <w:tblBorders>
+          <w:top w:val="single" w:sz="4" w:space="0" w:color="CBD5E1"/>
+          <w:bottom w:val="single" w:sz="4" w:space="0" w:color="CBD5E1"/>
+          <w:insideH w:val="single" w:sz="4" w:space="0" w:color="CBD5E1"/>
+          <w:insideV w:val="single" w:sz="4" w:space="0" w:color="CBD5E1"/>
+        </w:tblBorders>
+        <w:tblLook w:val="04A0" w:firstRow="1" w:lastRow="0" w:firstColumn="1" w:lastColumn="0" w:noHBand="0" w:noVBand="1"/>
+      </w:tblPr>
+      <w:tblGrid>
+        <w:gridCol w:w="2880"/>
+        <w:gridCol w:w="2880"/>
+        <w:gridCol w:w="2880"/>
+      </w:tblGrid>
+      <w:tr>
+        <w:trPr>
+          <w:jc w:val="center"/>
+        </w:trPr>
+        <w:tc>
+          <w:tcPr>
+            <w:tcW w:w="2880" w:type="dxa"/>
+            <w:shd w:val="clear" w:color="auto" w:fill="1E3A8A"/>
+            <w:tcMar>
+              <w:top w:w="140" w:type="dxa"/>
+              <w:left w:w="180" w:type="dxa"/>
+              <w:bottom w:w="140" w:type="dxa"/>
+              <w:right w:w="180" w:type="dxa"/>
+            </w:tcMar>
+          </w:tcPr>
+          <w:p>
+            <w:pPr>
+              <w:spacing w:before="40" w:after="40"/>
+            </w:pPr>
+            <w:r>
+              <w:rPr>
+                <w:rFonts w:ascii="Segoe UI" w:hAnsi="Segoe UI"/>
+                <w:b/>
+                <w:color w:val="FFFFFF"/>
+                <w:sz w:val="19"/>
+              </w:rPr>
+              <w:t xml:space="preserve">Source / </w:t>
+            </w:r>
+            <w:proofErr w:type="spellStart"/>
+            <w:r>
+              <w:rPr>
+                <w:rFonts w:ascii="Segoe UI" w:hAnsi="Segoe UI"/>
+                <w:b/>
+                <w:color w:val="FFFFFF"/>
+                <w:sz w:val="19"/>
+              </w:rPr>
+              <w:t>Historical</w:t>
+            </w:r>
+            <w:proofErr w:type="spellEnd"/>
+            <w:r>
+              <w:rPr>
+                <w:rFonts w:ascii="Segoe UI" w:hAnsi="Segoe UI"/>
+                <w:b/>
+                <w:color w:val="FFFFFF"/>
+                <w:sz w:val="19"/>
+              </w:rPr>
+              <w:t xml:space="preserve"> Reference</w:t>
+            </w:r>
+          </w:p>
+        </w:tc>
+        <w:tc>
+          <w:tcPr>
+            <w:tcW w:w="2880" w:type="dxa"/>
+            <w:shd w:val="clear" w:color="auto" w:fill="1E3A8A"/>
+            <w:tcMar>
+              <w:top w:w="140" w:type="dxa"/>
+              <w:left w:w="180" w:type="dxa"/>
+              <w:bottom w:w="140" w:type="dxa"/>
+              <w:right w:w="180" w:type="dxa"/>
+            </w:tcMar>
+          </w:tcPr>
+          <w:p>
+            <w:pPr>
+              <w:spacing w:before="40" w:after="40"/>
+            </w:pPr>
+            <w:proofErr w:type="spellStart"/>
+            <w:r>
+              <w:rPr>
+                <w:rFonts w:ascii="Segoe UI" w:hAnsi="Segoe UI"/>
+                <w:b/>
+                <w:color w:val="FFFFFF"/>
+                <w:sz w:val="19"/>
+              </w:rPr>
+              <w:t>Verification</w:t>
+            </w:r>
+            <w:proofErr w:type="spellEnd"/>
+            <w:r>
+              <w:rPr>
+                <w:rFonts w:ascii="Segoe UI" w:hAnsi="Segoe UI"/>
+                <w:b/>
+                <w:color w:val="FFFFFF"/>
+                <w:sz w:val="19"/>
+              </w:rPr>
+              <w:t xml:space="preserve"> Scope</w:t>
+            </w:r>
+          </w:p>
+        </w:tc>
+        <w:tc>
+          <w:tcPr>
+            <w:tcW w:w="2880" w:type="dxa"/>
+            <w:shd w:val="clear" w:color="auto" w:fill="1E3A8A"/>
+            <w:tcMar>
+              <w:top w:w="140" w:type="dxa"/>
+              <w:left w:w="180" w:type="dxa"/>
+              <w:bottom w:w="140" w:type="dxa"/>
+              <w:right w:w="180" w:type="dxa"/>
+            </w:tcMar>
+          </w:tcPr>
+          <w:p>
+            <w:pPr>
+              <w:spacing w:before="40" w:after="40"/>
+            </w:pPr>
+            <w:r>
+              <w:rPr>
+                <w:rFonts w:ascii="Segoe UI" w:hAnsi="Segoe UI"/>
+                <w:b/>
+                <w:color w:val="FFFFFF"/>
+                <w:sz w:val="19"/>
+              </w:rPr>
+              <w:t xml:space="preserve">Link / </w:t>
+            </w:r>
+            <w:proofErr w:type="spellStart"/>
+            <w:r>
+              <w:rPr>
+                <w:rFonts w:ascii="Segoe UI" w:hAnsi="Segoe UI"/>
+                <w:b/>
+                <w:color w:val="FFFFFF"/>
+                <w:sz w:val="19"/>
+              </w:rPr>
+              <w:t>Certification</w:t>
+            </w:r>
+            <w:proofErr w:type="spellEnd"/>
+          </w:p>
+        </w:tc>
+      </w:tr>
+      <w:tr>
+        <w:trPr>
+          <w:jc w:val="center"/>
+        </w:trPr>
+        <w:tc>
+          <w:tcPr>
+            <w:tcW w:w="2880" w:type="dxa"/>
+            <w:shd w:val="clear" w:color="auto" w:fill="F8FAFC"/>
+            <w:tcMar>
+              <w:top w:w="140" w:type="dxa"/>
+              <w:left w:w="180" w:type="dxa"/>
+              <w:bottom w:w="140" w:type="dxa"/>
+              <w:right w:w="180" w:type="dxa"/>
+            </w:tcMar>
+          </w:tcPr>
+          <w:p>
+            <w:pPr>
+              <w:spacing w:before="40" w:after="40"/>
+            </w:pPr>
+            <w:proofErr w:type="spellStart"/>
+            <w:r>
+              <w:rPr>
+                <w:rFonts w:ascii="Segoe UI" w:hAnsi="Segoe UI"/>
+                <w:color w:val="334155"/>
+                <w:sz w:val="19"/>
+              </w:rPr>
+              <w:t>Superintendence</w:t>
+            </w:r>
+            <w:proofErr w:type="spellEnd"/>
+            <w:r>
+              <w:rPr>
+                <w:rFonts w:ascii="Segoe UI" w:hAnsi="Segoe UI"/>
+                <w:color w:val="334155"/>
+                <w:sz w:val="19"/>
+              </w:rPr>
+              <w:t xml:space="preserve"> for </w:t>
+            </w:r>
+            <w:proofErr w:type="spellStart"/>
+            <w:r>
+              <w:rPr>
+                <w:rFonts w:ascii="Segoe UI" w:hAnsi="Segoe UI"/>
+                <w:color w:val="334155"/>
+                <w:sz w:val="19"/>
+              </w:rPr>
+              <w:t>Archaeology</w:t>
+            </w:r>
+            <w:proofErr w:type="spellEnd"/>
+            <w:r>
+              <w:rPr>
+                <w:rFonts w:ascii="Segoe UI" w:hAnsi="Segoe UI"/>
+                <w:color w:val="334155"/>
+                <w:sz w:val="19"/>
+              </w:rPr>
+              <w:t xml:space="preserve">, Fine Arts and </w:t>
+            </w:r>
+            <w:proofErr w:type="spellStart"/>
+            <w:r>
+              <w:rPr>
+                <w:rFonts w:ascii="Segoe UI" w:hAnsi="Segoe UI"/>
+                <w:color w:val="334155"/>
+                <w:sz w:val="19"/>
+              </w:rPr>
+              <w:t>Landscape</w:t>
+            </w:r>
+            <w:proofErr w:type="spellEnd"/>
+            <w:r>
+              <w:rPr>
+                <w:rFonts w:ascii="Segoe UI" w:hAnsi="Segoe UI"/>
+                <w:color w:val="334155"/>
+                <w:sz w:val="19"/>
+              </w:rPr>
+              <w:t xml:space="preserve"> for the Metropolitan City of Bologna</w:t>
+            </w:r>
+          </w:p>
+        </w:tc>
+        <w:tc>
+          <w:tcPr>
+            <w:tcW w:w="2880" w:type="dxa"/>
+            <w:shd w:val="clear" w:color="auto" w:fill="F8FAFC"/>
+            <w:tcMar>
+              <w:top w:w="140" w:type="dxa"/>
+              <w:left w:w="180" w:type="dxa"/>
+              <w:bottom w:w="140" w:type="dxa"/>
+              <w:right w:w="180" w:type="dxa"/>
+            </w:tcMar>
+          </w:tcPr>
+          <w:p>
+            <w:pPr>
+              <w:spacing w:before="40" w:after="40"/>
+            </w:pPr>
+            <w:proofErr w:type="spellStart"/>
+            <w:r>
+              <w:rPr>
+                <w:rFonts w:ascii="Segoe UI" w:hAnsi="Segoe UI"/>
+                <w:color w:val="334155"/>
+                <w:sz w:val="19"/>
+              </w:rPr>
+              <w:t>Architectural</w:t>
+            </w:r>
+            <w:proofErr w:type="spellEnd"/>
+            <w:r>
+              <w:rPr>
+                <w:rFonts w:ascii="Segoe UI" w:hAnsi="Segoe UI"/>
+                <w:color w:val="334155"/>
+                <w:sz w:val="19"/>
+              </w:rPr>
+              <w:t xml:space="preserve"> </w:t>
+            </w:r>
+            <w:proofErr w:type="spellStart"/>
+            <w:r>
+              <w:rPr>
+                <w:rFonts w:ascii="Segoe UI" w:hAnsi="Segoe UI"/>
+                <w:color w:val="334155"/>
+                <w:sz w:val="19"/>
+              </w:rPr>
+              <w:t>protection</w:t>
+            </w:r>
+            <w:proofErr w:type="spellEnd"/>
+            <w:r>
+              <w:rPr>
+                <w:rFonts w:ascii="Segoe UI" w:hAnsi="Segoe UI"/>
+                <w:color w:val="334155"/>
+                <w:sz w:val="19"/>
+              </w:rPr>
+              <w:t xml:space="preserve"> and </w:t>
+            </w:r>
+            <w:proofErr w:type="spellStart"/>
+            <w:r>
+              <w:rPr>
+                <w:rFonts w:ascii="Segoe UI" w:hAnsi="Segoe UI"/>
+                <w:color w:val="334155"/>
+                <w:sz w:val="19"/>
+              </w:rPr>
+              <w:t>heritage</w:t>
+            </w:r>
+            <w:proofErr w:type="spellEnd"/>
+            <w:r>
+              <w:rPr>
+                <w:rFonts w:ascii="Segoe UI" w:hAnsi="Segoe UI"/>
+                <w:color w:val="334155"/>
+                <w:sz w:val="19"/>
+              </w:rPr>
+              <w:t xml:space="preserve"> status of Via San Carlo 19</w:t>
+            </w:r>
+          </w:p>
+        </w:tc>
+        <w:tc>
+          <w:tcPr>
+            <w:tcW w:w="2880" w:type="dxa"/>
+            <w:shd w:val="clear" w:color="auto" w:fill="F8FAFC"/>
+            <w:tcMar>
+              <w:top w:w="140" w:type="dxa"/>
+              <w:left w:w="180" w:type="dxa"/>
+              <w:bottom w:w="140" w:type="dxa"/>
+              <w:right w:w="180" w:type="dxa"/>
+            </w:tcMar>
+          </w:tcPr>
+          <w:p>
+            <w:pPr>
+              <w:spacing w:before="40" w:after="40"/>
+            </w:pPr>
+            <w:r>
+              <w:rPr>
+                <w:rFonts w:ascii="Segoe UI" w:hAnsi="Segoe UI"/>
+                <w:color w:val="2563EB"/>
+                <w:sz w:val="19"/>
+                <w:u w:val="single"/>
+              </w:rPr>
+              <w:t xml:space="preserve">SABAP Bologna - Heritage </w:t>
+            </w:r>
+            <w:proofErr w:type="spellStart"/>
+            <w:r>
+              <w:rPr>
+                <w:rFonts w:ascii="Segoe UI" w:hAnsi="Segoe UI"/>
+                <w:color w:val="2563EB"/>
+                <w:sz w:val="19"/>
+                <w:u w:val="single"/>
+              </w:rPr>
+              <w:t>Catalog</w:t>
+            </w:r>
+            <w:proofErr w:type="spellEnd"/>
+          </w:p>
+        </w:tc>
+      </w:tr>
+      <w:tr>
+        <w:trPr>
+          <w:jc w:val="center"/>
+        </w:trPr>
+        <w:tc>
+          <w:tcPr>
+            <w:tcW w:w="2880" w:type="dxa"/>
+            <w:shd w:val="clear" w:color="auto" w:fill="FFFFFF"/>
+            <w:tcMar>
+              <w:top w:w="140" w:type="dxa"/>
+              <w:left w:w="180" w:type="dxa"/>
+              <w:bottom w:w="140" w:type="dxa"/>
+              <w:right w:w="180" w:type="dxa"/>
+            </w:tcMar>
+          </w:tcPr>
+          <w:p>
+            <w:pPr>
+              <w:spacing w:before="40" w:after="40"/>
+            </w:pPr>
+            <w:proofErr w:type="spellStart"/>
+            <w:r>
+              <w:rPr>
+                <w:rFonts w:ascii="Segoe UI" w:hAnsi="Segoe UI"/>
+                <w:color w:val="334155"/>
+                <w:sz w:val="19"/>
+              </w:rPr>
+              <w:t>Biographical</w:t>
+            </w:r>
+            <w:proofErr w:type="spellEnd"/>
+            <w:r>
+              <w:rPr>
+                <w:rFonts w:ascii="Segoe UI" w:hAnsi="Segoe UI"/>
+                <w:color w:val="334155"/>
+                <w:sz w:val="19"/>
+              </w:rPr>
+              <w:t xml:space="preserve"> Dictionary of </w:t>
+            </w:r>
+            <w:proofErr w:type="spellStart"/>
+            <w:r>
+              <w:rPr>
+                <w:rFonts w:ascii="Segoe UI" w:hAnsi="Segoe UI"/>
+                <w:color w:val="334155"/>
+                <w:sz w:val="19"/>
+              </w:rPr>
+              <w:t>Italians</w:t>
+            </w:r>
+            <w:proofErr w:type="spellEnd"/>
+            <w:r>
+              <w:rPr>
+                <w:rFonts w:ascii="Segoe UI" w:hAnsi="Segoe UI"/>
+                <w:color w:val="334155"/>
+                <w:sz w:val="19"/>
+              </w:rPr>
+              <w:t xml:space="preserve"> (Treccani) - Volume 20</w:t>
+            </w:r>
+          </w:p>
+        </w:tc>
+        <w:tc>
+          <w:tcPr>
+            <w:tcW w:w="2880" w:type="dxa"/>
+            <w:shd w:val="clear" w:color="auto" w:fill="FFFFFF"/>
+            <w:tcMar>
+              <w:top w:w="140" w:type="dxa"/>
+              <w:left w:w="180" w:type="dxa"/>
+              <w:bottom w:w="140" w:type="dxa"/>
+              <w:right w:w="180" w:type="dxa"/>
+            </w:tcMar>
+          </w:tcPr>
+          <w:p>
+            <w:pPr>
+              <w:spacing w:before="40" w:after="40"/>
+            </w:pPr>
+            <w:proofErr w:type="spellStart"/>
+            <w:r>
+              <w:rPr>
+                <w:rFonts w:ascii="Segoe UI" w:hAnsi="Segoe UI"/>
+                <w:color w:val="334155"/>
+                <w:sz w:val="19"/>
+              </w:rPr>
+              <w:t>Verification</w:t>
+            </w:r>
+            <w:proofErr w:type="spellEnd"/>
+            <w:r>
+              <w:rPr>
+                <w:rFonts w:ascii="Segoe UI" w:hAnsi="Segoe UI"/>
+                <w:color w:val="334155"/>
+                <w:sz w:val="19"/>
+              </w:rPr>
+              <w:t xml:space="preserve"> of Ludovico </w:t>
+            </w:r>
+            <w:proofErr w:type="spellStart"/>
+            <w:r>
+              <w:rPr>
+                <w:rFonts w:ascii="Segoe UI" w:hAnsi="Segoe UI"/>
+                <w:color w:val="334155"/>
+                <w:sz w:val="19"/>
+              </w:rPr>
+              <w:t>Carracci's</w:t>
+            </w:r>
+            <w:proofErr w:type="spellEnd"/>
+            <w:r>
+              <w:rPr>
+                <w:rFonts w:ascii="Segoe UI" w:hAnsi="Segoe UI"/>
+                <w:color w:val="334155"/>
+                <w:sz w:val="19"/>
+              </w:rPr>
+              <w:t xml:space="preserve"> </w:t>
+            </w:r>
+            <w:proofErr w:type="spellStart"/>
+            <w:r>
+              <w:rPr>
+                <w:rFonts w:ascii="Segoe UI" w:hAnsi="Segoe UI"/>
+                <w:color w:val="334155"/>
+                <w:sz w:val="19"/>
+              </w:rPr>
+              <w:t>biographical</w:t>
+            </w:r>
+            <w:proofErr w:type="spellEnd"/>
+            <w:r>
+              <w:rPr>
+                <w:rFonts w:ascii="Segoe UI" w:hAnsi="Segoe UI"/>
+                <w:color w:val="334155"/>
+                <w:sz w:val="19"/>
+              </w:rPr>
+              <w:t xml:space="preserve"> </w:t>
+            </w:r>
+            <w:proofErr w:type="spellStart"/>
+            <w:r>
+              <w:rPr>
+                <w:rFonts w:ascii="Segoe UI" w:hAnsi="Segoe UI"/>
+                <w:color w:val="334155"/>
+                <w:sz w:val="19"/>
+              </w:rPr>
+              <w:t>dates</w:t>
+            </w:r>
+            <w:proofErr w:type="spellEnd"/>
+            <w:r>
+              <w:rPr>
+                <w:rFonts w:ascii="Segoe UI" w:hAnsi="Segoe UI"/>
+                <w:color w:val="334155"/>
+                <w:sz w:val="19"/>
+              </w:rPr>
+              <w:t xml:space="preserve"> (1555–1619)</w:t>
+            </w:r>
+          </w:p>
+        </w:tc>
+        <w:tc>
+          <w:tcPr>
+            <w:tcW w:w="2880" w:type="dxa"/>
+            <w:shd w:val="clear" w:color="auto" w:fill="FFFFFF"/>
+            <w:tcMar>
+              <w:top w:w="140" w:type="dxa"/>
+              <w:left w:w="180" w:type="dxa"/>
+              <w:bottom w:w="140" w:type="dxa"/>
+              <w:right w:w="180" w:type="dxa"/>
+            </w:tcMar>
+          </w:tcPr>
+          <w:p>
+            <w:pPr>
+              <w:spacing w:before="40" w:after="40"/>
+            </w:pPr>
+            <w:r>
+              <w:rPr>
+                <w:rFonts w:ascii="Segoe UI" w:hAnsi="Segoe UI"/>
+                <w:color w:val="2563EB"/>
+                <w:sz w:val="19"/>
+                <w:u w:val="single"/>
+              </w:rPr>
+              <w:t>Treccani - Ludovico Carracci</w:t>
+            </w:r>
+          </w:p>
+        </w:tc>
+      </w:tr>
+      <w:tr>
+        <w:trPr>
+          <w:jc w:val="center"/>
+        </w:trPr>
+        <w:tc>
+          <w:tcPr>
+            <w:tcW w:w="2880" w:type="dxa"/>
+            <w:shd w:val="clear" w:color="auto" w:fill="F8FAFC"/>
+            <w:tcMar>
+              <w:top w:w="140" w:type="dxa"/>
+              <w:left w:w="180" w:type="dxa"/>
+              <w:bottom w:w="140" w:type="dxa"/>
+              <w:right w:w="180" w:type="dxa"/>
+            </w:tcMar>
+          </w:tcPr>
+          <w:p>
+            <w:pPr>
+              <w:spacing w:before="40" w:after="40"/>
+            </w:pPr>
+            <w:r>
+              <w:rPr>
+                <w:rFonts w:ascii="Segoe UI" w:hAnsi="Segoe UI"/>
+                <w:color w:val="334155"/>
+                <w:sz w:val="19"/>
+              </w:rPr>
+              <w:t xml:space="preserve">Salaborsa Library - </w:t>
+            </w:r>
+            <w:proofErr w:type="spellStart"/>
+            <w:r>
+              <w:rPr>
+                <w:rFonts w:ascii="Segoe UI" w:hAnsi="Segoe UI"/>
+                <w:color w:val="334155"/>
+                <w:sz w:val="19"/>
+              </w:rPr>
+              <w:t>Chronicles</w:t>
+            </w:r>
+            <w:proofErr w:type="spellEnd"/>
+            <w:r>
+              <w:rPr>
+                <w:rFonts w:ascii="Segoe UI" w:hAnsi="Segoe UI"/>
+                <w:color w:val="334155"/>
+                <w:sz w:val="19"/>
+              </w:rPr>
+              <w:t xml:space="preserve"> of Bologna</w:t>
+            </w:r>
+          </w:p>
+        </w:tc>
+        <w:tc>
+          <w:tcPr>
+            <w:tcW w:w="2880" w:type="dxa"/>
+            <w:shd w:val="clear" w:color="auto" w:fill="F8FAFC"/>
+            <w:tcMar>
+              <w:top w:w="140" w:type="dxa"/>
+              <w:left w:w="180" w:type="dxa"/>
+              <w:bottom w:w="140" w:type="dxa"/>
+              <w:right w:w="180" w:type="dxa"/>
+            </w:tcMar>
+          </w:tcPr>
+          <w:p>
+            <w:pPr>
+              <w:spacing w:before="40" w:after="40"/>
+            </w:pPr>
+            <w:r>
+              <w:rPr>
+                <w:rFonts w:ascii="Segoe UI" w:hAnsi="Segoe UI"/>
+                <w:color w:val="334155"/>
+                <w:sz w:val="19"/>
+              </w:rPr>
+              <w:t xml:space="preserve">History of the Accademia degli Incamminati and </w:t>
+            </w:r>
+            <w:proofErr w:type="spellStart"/>
+            <w:r>
+              <w:rPr>
+                <w:rFonts w:ascii="Segoe UI" w:hAnsi="Segoe UI"/>
+                <w:color w:val="334155"/>
+                <w:sz w:val="19"/>
+              </w:rPr>
+              <w:t>historical</w:t>
+            </w:r>
+            <w:proofErr w:type="spellEnd"/>
+            <w:r>
+              <w:rPr>
+                <w:rFonts w:ascii="Segoe UI" w:hAnsi="Segoe UI"/>
+                <w:color w:val="334155"/>
+                <w:sz w:val="19"/>
+              </w:rPr>
+              <w:t xml:space="preserve"> Carracci </w:t>
+            </w:r>
+            <w:proofErr w:type="spellStart"/>
+            <w:r>
+              <w:rPr>
+                <w:rFonts w:ascii="Segoe UI" w:hAnsi="Segoe UI"/>
+                <w:color w:val="334155"/>
+                <w:sz w:val="19"/>
+              </w:rPr>
+              <w:t>sites</w:t>
+            </w:r>
+            <w:proofErr w:type="spellEnd"/>
+          </w:p>
+        </w:tc>
+        <w:tc>
+          <w:tcPr>
+            <w:tcW w:w="2880" w:type="dxa"/>
+            <w:shd w:val="clear" w:color="auto" w:fill="F8FAFC"/>
+            <w:tcMar>
+              <w:top w:w="140" w:type="dxa"/>
+              <w:left w:w="180" w:type="dxa"/>
+              <w:bottom w:w="140" w:type="dxa"/>
+              <w:right w:w="180" w:type="dxa"/>
+            </w:tcMar>
+          </w:tcPr>
+          <w:p>
+            <w:pPr>
+              <w:spacing w:before="40" w:after="40"/>
+            </w:pPr>
+            <w:r>
+              <w:rPr>
+                <w:rFonts w:ascii="Segoe UI" w:hAnsi="Segoe UI"/>
+                <w:color w:val="2563EB"/>
+                <w:sz w:val="19"/>
+                <w:u w:val="single"/>
+              </w:rPr>
+              <w:t xml:space="preserve">Salaborsa - </w:t>
+            </w:r>
+            <w:proofErr w:type="spellStart"/>
+            <w:r>
+              <w:rPr>
+                <w:rFonts w:ascii="Segoe UI" w:hAnsi="Segoe UI"/>
+                <w:color w:val="2563EB"/>
+                <w:sz w:val="19"/>
+                <w:u w:val="single"/>
+              </w:rPr>
+              <w:t>Chronology</w:t>
+            </w:r>
+            <w:proofErr w:type="spellEnd"/>
+          </w:p>
+        </w:tc>
+      </w:tr>
+      <w:tr>
+        <w:trPr>
+          <w:jc w:val="center"/>
+        </w:trPr>
+        <w:tc>
+          <w:tcPr>
+            <w:tcW w:w="2880" w:type="dxa"/>
+            <w:shd w:val="clear" w:color="auto" w:fill="FFFFFF"/>
+            <w:tcMar>
+              <w:top w:w="140" w:type="dxa"/>
+              <w:left w:w="180" w:type="dxa"/>
+              <w:bottom w:w="140" w:type="dxa"/>
+              <w:right w:w="180" w:type="dxa"/>
+            </w:tcMar>
+          </w:tcPr>
+          <w:p>
+            <w:pPr>
+              <w:spacing w:before="40" w:after="40"/>
+            </w:pPr>
+            <w:proofErr w:type="spellStart"/>
+            <w:r>
+              <w:rPr>
+                <w:rFonts w:ascii="Segoe UI" w:hAnsi="Segoe UI"/>
+                <w:color w:val="334155"/>
+                <w:sz w:val="19"/>
+              </w:rPr>
+              <w:t>Directorate</w:t>
+            </w:r>
+            <w:proofErr w:type="spellEnd"/>
+            <w:r>
+              <w:rPr>
+                <w:rFonts w:ascii="Segoe UI" w:hAnsi="Segoe UI"/>
+                <w:color w:val="334155"/>
+                <w:sz w:val="19"/>
+              </w:rPr>
+              <w:t xml:space="preserve"> General for Archives - State Archive of Bologna</w:t>
+            </w:r>
+          </w:p>
+        </w:tc>
+        <w:tc>
+          <w:tcPr>
+            <w:tcW w:w="2880" w:type="dxa"/>
+            <w:shd w:val="clear" w:color="auto" w:fill="FFFFFF"/>
+            <w:tcMar>
+              <w:top w:w="140" w:type="dxa"/>
+              <w:left w:w="180" w:type="dxa"/>
+              <w:bottom w:w="140" w:type="dxa"/>
+              <w:right w:w="180" w:type="dxa"/>
+            </w:tcMar>
+          </w:tcPr>
+          <w:p>
+            <w:pPr>
+              <w:spacing w:before="40" w:after="40"/>
+            </w:pPr>
+            <w:proofErr w:type="spellStart"/>
+            <w:r>
+              <w:rPr>
+                <w:rFonts w:ascii="Segoe UI" w:hAnsi="Segoe UI"/>
+                <w:color w:val="334155"/>
+                <w:sz w:val="19"/>
+              </w:rPr>
+              <w:t>Cadastral</w:t>
+            </w:r>
+            <w:proofErr w:type="spellEnd"/>
+            <w:r>
+              <w:rPr>
+                <w:rFonts w:ascii="Segoe UI" w:hAnsi="Segoe UI"/>
+                <w:color w:val="334155"/>
+                <w:sz w:val="19"/>
+              </w:rPr>
+              <w:t xml:space="preserve"> </w:t>
+            </w:r>
+            <w:proofErr w:type="spellStart"/>
+            <w:r>
+              <w:rPr>
+                <w:rFonts w:ascii="Segoe UI" w:hAnsi="Segoe UI"/>
+                <w:color w:val="334155"/>
+                <w:sz w:val="19"/>
+              </w:rPr>
+              <w:t>documentation</w:t>
+            </w:r>
+            <w:proofErr w:type="spellEnd"/>
+            <w:r>
+              <w:rPr>
+                <w:rFonts w:ascii="Segoe UI" w:hAnsi="Segoe UI"/>
+                <w:color w:val="334155"/>
+                <w:sz w:val="19"/>
+              </w:rPr>
+              <w:t xml:space="preserve"> and </w:t>
+            </w:r>
+            <w:proofErr w:type="spellStart"/>
+            <w:r>
+              <w:rPr>
+                <w:rFonts w:ascii="Segoe UI" w:hAnsi="Segoe UI"/>
+                <w:color w:val="334155"/>
+                <w:sz w:val="19"/>
+              </w:rPr>
+              <w:t>historical</w:t>
+            </w:r>
+            <w:proofErr w:type="spellEnd"/>
+            <w:r>
+              <w:rPr>
+                <w:rFonts w:ascii="Segoe UI" w:hAnsi="Segoe UI"/>
+                <w:color w:val="334155"/>
+                <w:sz w:val="19"/>
+              </w:rPr>
+              <w:t xml:space="preserve"> </w:t>
+            </w:r>
+            <w:proofErr w:type="spellStart"/>
+            <w:r>
+              <w:rPr>
+                <w:rFonts w:ascii="Segoe UI" w:hAnsi="Segoe UI"/>
+                <w:color w:val="334155"/>
+                <w:sz w:val="19"/>
+              </w:rPr>
+              <w:t>properties</w:t>
+            </w:r>
+            <w:proofErr w:type="spellEnd"/>
+            <w:r>
+              <w:rPr>
+                <w:rFonts w:ascii="Segoe UI" w:hAnsi="Segoe UI"/>
+                <w:color w:val="334155"/>
+                <w:sz w:val="19"/>
+              </w:rPr>
+              <w:t xml:space="preserve"> in Via Rolandino and Via San Carlo</w:t>
+            </w:r>
+          </w:p>
+        </w:tc>
+        <w:tc>
+          <w:tcPr>
+            <w:tcW w:w="2880" w:type="dxa"/>
+            <w:shd w:val="clear" w:color="auto" w:fill="FFFFFF"/>
+            <w:tcMar>
+              <w:top w:w="140" w:type="dxa"/>
+              <w:left w:w="180" w:type="dxa"/>
+              <w:bottom w:w="140" w:type="dxa"/>
+              <w:right w:w="180" w:type="dxa"/>
+            </w:tcMar>
+          </w:tcPr>
+          <w:p>
+            <w:pPr>
+              <w:spacing w:before="40" w:after="40"/>
+            </w:pPr>
+            <w:r>
+              <w:rPr>
+                <w:rFonts w:ascii="Segoe UI" w:hAnsi="Segoe UI"/>
+                <w:color w:val="2563EB"/>
+                <w:sz w:val="19"/>
+                <w:u w:val="single"/>
+              </w:rPr>
+              <w:t xml:space="preserve">ASBO - </w:t>
+            </w:r>
+            <w:proofErr w:type="spellStart"/>
+            <w:r>
+              <w:rPr>
+                <w:rFonts w:ascii="Segoe UI" w:hAnsi="Segoe UI"/>
+                <w:color w:val="2563EB"/>
+                <w:sz w:val="19"/>
+                <w:u w:val="single"/>
+              </w:rPr>
+              <w:t>Historical</w:t>
+            </w:r>
+            <w:proofErr w:type="spellEnd"/>
+            <w:r>
+              <w:rPr>
+                <w:rFonts w:ascii="Segoe UI" w:hAnsi="Segoe UI"/>
+                <w:color w:val="2563EB"/>
+                <w:sz w:val="19"/>
+                <w:u w:val="single"/>
+              </w:rPr>
+              <w:t xml:space="preserve"> Archives</w:t>
+            </w:r>
+          </w:p>
+        </w:tc>
+      </w:tr>
+    </w:tbl>
+    <w:p/>
     <w:p/>
     <w:sectPr>
       <w:pgSz w:w="11906" w:h="16838"/>
@@ -109,6 +2100,163 @@
 </w:document>
 </file>
 
+<file path=word/numbering.xml><?xml version="1.0" encoding="utf-8"?>
+<w:numbering xmlns:wpc="http://schemas.microsoft.com/office/word/2010/wordprocessingCanvas" xmlns:cx="http://schemas.microsoft.com/office/drawing/2014/chartex" xmlns:cx1="http://schemas.microsoft.com/office/drawing/2015/9/8/chartex" xmlns:cx2="http://schemas.microsoft.com/office/drawing/2015/10/21/chartex" xmlns:cx3="http://schemas.microsoft.com/office/drawing/2016/5/9/chartex" xmlns:cx4="http://schemas.microsoft.com/office/drawing/2016/5/10/chartex" xmlns:cx5="http://schemas.microsoft.com/office/drawing/2016/5/11/chartex" xmlns:cx6="http://schemas.microsoft.com/office/drawing/2016/5/12/chartex" xmlns:cx7="http://schemas.microsoft.com/office/drawing/2016/5/13/chartex" xmlns:cx8="http://schemas.microsoft.com/office/drawing/2016/5/14/chartex" xmlns:mc="http://schemas.openxmlformats.org/markup-compatibility/2006" xmlns:aink="http://schemas.microsoft.com/office/drawing/2016/ink" xmlns:am3d="http://schemas.microsoft.com/office/drawing/2017/model3d" xmlns:o="urn:schemas-microsoft-com:office:office" xmlns:oel="http://schemas.microsoft.com/office/2019/extlst" xmlns:r="http://schemas.openxmlformats.org/officeDocument/2006/relationships" xmlns:m="http://schemas.openxmlformats.org/officeDocument/2006/math" xmlns:v="urn:schemas-microsoft-com:vml" xmlns:wp14="http://schemas.microsoft.com/office/word/2010/wordprocessingDrawing" xmlns:wp="http://schemas.openxmlformats.org/drawingml/2006/wordprocessingDrawing" xmlns:w10="urn:schemas-microsoft-com:office:word" xmlns:w="http://schemas.openxmlformats.org/wordprocessingml/2006/main" xmlns:w14="http://schemas.microsoft.com/office/word/2010/wordml" xmlns:w15="http://schemas.microsoft.com/office/word/2012/wordml" xmlns:w16cex="http://schemas.microsoft.com/office/word/2018/wordml/cex" xmlns:w16cid="http://schemas.microsoft.com/office/word/2016/wordml/cid" xmlns:w16="http://schemas.microsoft.com/office/word/2018/wordml" xmlns:w16du="http://schemas.microsoft.com/office/word/2023/wordml/word16du" xmlns:w16sdtdh="http://schemas.microsoft.com/office/word/2020/wordml/sdtdatahash" xmlns:w16sdtfl="http://schemas.microsoft.com/office/word/2024/wordml/sdtformatlock" xmlns:w16se="http://schemas.microsoft.com/office/word/2015/wordml/symex" xmlns:wpg="http://schemas.microsoft.com/office/word/2010/wordprocessingGroup" xmlns:wpi="http://schemas.microsoft.com/office/word/2010/wordprocessingInk" xmlns:wne="http://schemas.microsoft.com/office/word/2006/wordml" xmlns:wps="http://schemas.microsoft.com/office/word/2010/wordprocessingShape" mc:Ignorable="w14 w15 w16se w16cid w16 w16cex w16sdtdh w16sdtfl w16du wp14">
+  <w:abstractNum w:abstractNumId="0" w15:restartNumberingAfterBreak="0">
+    <w:nsid w:val="2ECE640E"/>
+    <w:multiLevelType w:val="multilevel"/>
+    <w:tmpl w:val="72FCCB32"/>
+    <w:lvl w:ilvl="0">
+      <w:start w:val="1"/>
+      <w:numFmt w:val="bullet"/>
+      <w:lvlText w:val=""/>
+      <w:lvlJc w:val="left"/>
+      <w:pPr>
+        <w:tabs>
+          <w:tab w:val="num" w:pos="720"/>
+        </w:tabs>
+        <w:ind w:left="720" w:hanging="360"/>
+      </w:pPr>
+      <w:rPr>
+        <w:rFonts w:ascii="Symbol" w:hAnsi="Symbol" w:hint="default"/>
+        <w:sz w:val="20"/>
+      </w:rPr>
+    </w:lvl>
+    <w:lvl w:ilvl="1" w:tentative="1">
+      <w:start w:val="1"/>
+      <w:numFmt w:val="bullet"/>
+      <w:lvlText w:val="o"/>
+      <w:lvlJc w:val="left"/>
+      <w:pPr>
+        <w:tabs>
+          <w:tab w:val="num" w:pos="1440"/>
+        </w:tabs>
+        <w:ind w:left="1440" w:hanging="360"/>
+      </w:pPr>
+      <w:rPr>
+        <w:rFonts w:ascii="Courier New" w:hAnsi="Courier New" w:hint="default"/>
+        <w:sz w:val="20"/>
+      </w:rPr>
+    </w:lvl>
+    <w:lvl w:ilvl="2" w:tentative="1">
+      <w:start w:val="1"/>
+      <w:numFmt w:val="bullet"/>
+      <w:lvlText w:val=""/>
+      <w:lvlJc w:val="left"/>
+      <w:pPr>
+        <w:tabs>
+          <w:tab w:val="num" w:pos="2160"/>
+        </w:tabs>
+        <w:ind w:left="2160" w:hanging="360"/>
+      </w:pPr>
+      <w:rPr>
+        <w:rFonts w:ascii="Wingdings" w:hAnsi="Wingdings" w:hint="default"/>
+        <w:sz w:val="20"/>
+      </w:rPr>
+    </w:lvl>
+    <w:lvl w:ilvl="3" w:tentative="1">
+      <w:start w:val="1"/>
+      <w:numFmt w:val="bullet"/>
+      <w:lvlText w:val=""/>
+      <w:lvlJc w:val="left"/>
+      <w:pPr>
+        <w:tabs>
+          <w:tab w:val="num" w:pos="2880"/>
+        </w:tabs>
+        <w:ind w:left="2880" w:hanging="360"/>
+      </w:pPr>
+      <w:rPr>
+        <w:rFonts w:ascii="Wingdings" w:hAnsi="Wingdings" w:hint="default"/>
+        <w:sz w:val="20"/>
+      </w:rPr>
+    </w:lvl>
+    <w:lvl w:ilvl="4" w:tentative="1">
+      <w:start w:val="1"/>
+      <w:numFmt w:val="bullet"/>
+      <w:lvlText w:val=""/>
+      <w:lvlJc w:val="left"/>
+      <w:pPr>
+        <w:tabs>
+          <w:tab w:val="num" w:pos="3600"/>
+        </w:tabs>
+        <w:ind w:left="3600" w:hanging="360"/>
+      </w:pPr>
+      <w:rPr>
+        <w:rFonts w:ascii="Wingdings" w:hAnsi="Wingdings" w:hint="default"/>
+        <w:sz w:val="20"/>
+      </w:rPr>
+    </w:lvl>
+    <w:lvl w:ilvl="5" w:tentative="1">
+      <w:start w:val="1"/>
+      <w:numFmt w:val="bullet"/>
+      <w:lvlText w:val=""/>
+      <w:lvlJc w:val="left"/>
+      <w:pPr>
+        <w:tabs>
+          <w:tab w:val="num" w:pos="4320"/>
+        </w:tabs>
+        <w:ind w:left="4320" w:hanging="360"/>
+      </w:pPr>
+      <w:rPr>
+        <w:rFonts w:ascii="Wingdings" w:hAnsi="Wingdings" w:hint="default"/>
+        <w:sz w:val="20"/>
+      </w:rPr>
+    </w:lvl>
+    <w:lvl w:ilvl="6" w:tentative="1">
+      <w:start w:val="1"/>
+      <w:numFmt w:val="bullet"/>
+      <w:lvlText w:val=""/>
+      <w:lvlJc w:val="left"/>
+      <w:pPr>
+        <w:tabs>
+          <w:tab w:val="num" w:pos="5040"/>
+        </w:tabs>
+        <w:ind w:left="5040" w:hanging="360"/>
+      </w:pPr>
+      <w:rPr>
+        <w:rFonts w:ascii="Wingdings" w:hAnsi="Wingdings" w:hint="default"/>
+        <w:sz w:val="20"/>
+      </w:rPr>
+    </w:lvl>
+    <w:lvl w:ilvl="7" w:tentative="1">
+      <w:start w:val="1"/>
+      <w:numFmt w:val="bullet"/>
+      <w:lvlText w:val=""/>
+      <w:lvlJc w:val="left"/>
+      <w:pPr>
+        <w:tabs>
+          <w:tab w:val="num" w:pos="5760"/>
+        </w:tabs>
+        <w:ind w:left="5760" w:hanging="360"/>
+      </w:pPr>
+      <w:rPr>
+        <w:rFonts w:ascii="Wingdings" w:hAnsi="Wingdings" w:hint="default"/>
+        <w:sz w:val="20"/>
+      </w:rPr>
+    </w:lvl>
+    <w:lvl w:ilvl="8" w:tentative="1">
+      <w:start w:val="1"/>
+      <w:numFmt w:val="bullet"/>
+      <w:lvlText w:val=""/>
+      <w:lvlJc w:val="left"/>
+      <w:pPr>
+        <w:tabs>
+          <w:tab w:val="num" w:pos="6480"/>
+        </w:tabs>
+        <w:ind w:left="6480" w:hanging="360"/>
+      </w:pPr>
+      <w:rPr>
+        <w:rFonts w:ascii="Wingdings" w:hAnsi="Wingdings" w:hint="default"/>
+        <w:sz w:val="20"/>
+      </w:rPr>
+    </w:lvl>
+  </w:abstractNum>
+  <w:num w:numId="1" w16cid:durableId="1663653061">
+    <w:abstractNumId w:val="0"/>
+  </w:num>
+</w:numbering>
+</file>
+
 <file path=word/styles.xml><?xml version="1.0" encoding="utf-8"?>
 <w:styles xmlns:mc="http://schemas.openxmlformats.org/markup-compatibility/2006" xmlns:r="http://schemas.openxmlformats.org/officeDocument/2006/relationships" xmlns:w="http://schemas.openxmlformats.org/wordprocessingml/2006/main" xmlns:w14="http://schemas.microsoft.com/office/word/2010/wordml" xmlns:w15="http://schemas.microsoft.com/office/word/2012/wordml" xmlns:w16cex="http://schemas.microsoft.com/office/word/2018/wordml/cex" xmlns:w16cid="http://schemas.microsoft.com/office/word/2016/wordml/cid" xmlns:w16="http://schemas.microsoft.com/office/word/2018/wordml" xmlns:w16du="http://schemas.microsoft.com/office/word/2023/wordml/word16du" xmlns:w16sdtdh="http://schemas.microsoft.com/office/word/2020/wordml/sdtdatahash" xmlns:w16sdtfl="http://schemas.microsoft.com/office/word/2024/wordml/sdtformatlock" xmlns:w16se="http://schemas.microsoft.com/office/word/2015/wordml/symex" mc:Ignorable="w14 w15 w16se w16cid w16 w16cex w16sdtdh w16sdtfl w16du">
   <w:docDefaults>
@@ -118,7 +2266,7 @@
         <w:kern w:val="2"/>
         <w:sz w:val="24"/>
         <w:szCs w:val="24"/>
-        <w:lang w:val="en" w:eastAsia="en-US" w:bidi="ar-SA"/>
+        <w:lang w:val="it-IT" w:eastAsia="en-US" w:bidi="ar-SA"/>
         <w14:ligatures w14:val="standardContextual"/>
       </w:rPr>
     </w:rPrDefault>
@@ -517,7 +2665,7 @@
     <w:link w:val="Titolo1Carattere"/>
     <w:uiPriority w:val="9"/>
     <w:qFormat/>
-    <w:rsid w:val="009C7734"/>
+    <w:rsid w:val="00674129"/>
     <w:pPr>
       <w:keepNext/>
       <w:keepLines/>
@@ -540,7 +2688,7 @@
     <w:semiHidden/>
     <w:unhideWhenUsed/>
     <w:qFormat/>
-    <w:rsid w:val="009C7734"/>
+    <w:rsid w:val="00674129"/>
     <w:pPr>
       <w:keepNext/>
       <w:keepLines/>
@@ -563,7 +2711,7 @@
     <w:semiHidden/>
     <w:unhideWhenUsed/>
     <w:qFormat/>
-    <w:rsid w:val="009C7734"/>
+    <w:rsid w:val="00674129"/>
     <w:pPr>
       <w:keepNext/>
       <w:keepLines/>
@@ -586,7 +2734,7 @@
     <w:semiHidden/>
     <w:unhideWhenUsed/>
     <w:qFormat/>
-    <w:rsid w:val="009C7734"/>
+    <w:rsid w:val="00674129"/>
     <w:pPr>
       <w:keepNext/>
       <w:keepLines/>
@@ -609,7 +2757,7 @@
     <w:semiHidden/>
     <w:unhideWhenUsed/>
     <w:qFormat/>
-    <w:rsid w:val="009C7734"/>
+    <w:rsid w:val="00674129"/>
     <w:pPr>
       <w:keepNext/>
       <w:keepLines/>
@@ -630,7 +2778,7 @@
     <w:semiHidden/>
     <w:unhideWhenUsed/>
     <w:qFormat/>
-    <w:rsid w:val="009C7734"/>
+    <w:rsid w:val="00674129"/>
     <w:pPr>
       <w:keepNext/>
       <w:keepLines/>
@@ -653,7 +2801,7 @@
     <w:semiHidden/>
     <w:unhideWhenUsed/>
     <w:qFormat/>
-    <w:rsid w:val="009C7734"/>
+    <w:rsid w:val="00674129"/>
     <w:pPr>
       <w:keepNext/>
       <w:keepLines/>
@@ -674,7 +2822,7 @@
     <w:semiHidden/>
     <w:unhideWhenUsed/>
     <w:qFormat/>
-    <w:rsid w:val="009C7734"/>
+    <w:rsid w:val="00674129"/>
     <w:pPr>
       <w:keepNext/>
       <w:keepLines/>
@@ -697,7 +2845,7 @@
     <w:semiHidden/>
     <w:unhideWhenUsed/>
     <w:qFormat/>
-    <w:rsid w:val="009C7734"/>
+    <w:rsid w:val="00674129"/>
     <w:pPr>
       <w:keepNext/>
       <w:keepLines/>
@@ -712,6 +2860,7 @@
   <w:style w:type="character" w:default="1" w:styleId="Carpredefinitoparagrafo">
     <w:name w:val="Default Paragraph Font"/>
     <w:uiPriority w:val="1"/>
+    <w:semiHidden/>
     <w:unhideWhenUsed/>
   </w:style>
   <w:style w:type="table" w:default="1" w:styleId="Tabellanormale">
@@ -740,7 +2889,7 @@
     <w:basedOn w:val="Carpredefinitoparagrafo"/>
     <w:link w:val="Titolo1"/>
     <w:uiPriority w:val="9"/>
-    <w:rsid w:val="009C7734"/>
+    <w:rsid w:val="00674129"/>
     <w:rPr>
       <w:rFonts w:asciiTheme="majorHAnsi" w:eastAsiaTheme="majorEastAsia" w:hAnsiTheme="majorHAnsi" w:cstheme="majorBidi"/>
       <w:color w:val="0F4761" w:themeColor="accent1" w:themeShade="BF"/>
@@ -754,7 +2903,7 @@
     <w:link w:val="Titolo2"/>
     <w:uiPriority w:val="9"/>
     <w:semiHidden/>
-    <w:rsid w:val="009C7734"/>
+    <w:rsid w:val="00674129"/>
     <w:rPr>
       <w:rFonts w:asciiTheme="majorHAnsi" w:eastAsiaTheme="majorEastAsia" w:hAnsiTheme="majorHAnsi" w:cstheme="majorBidi"/>
       <w:color w:val="0F4761" w:themeColor="accent1" w:themeShade="BF"/>
@@ -768,7 +2917,7 @@
     <w:link w:val="Titolo3"/>
     <w:uiPriority w:val="9"/>
     <w:semiHidden/>
-    <w:rsid w:val="009C7734"/>
+    <w:rsid w:val="00674129"/>
     <w:rPr>
       <w:rFonts w:eastAsiaTheme="majorEastAsia" w:cstheme="majorBidi"/>
       <w:color w:val="0F4761" w:themeColor="accent1" w:themeShade="BF"/>
@@ -782,7 +2931,7 @@
     <w:link w:val="Titolo4"/>
     <w:uiPriority w:val="9"/>
     <w:semiHidden/>
-    <w:rsid w:val="009C7734"/>
+    <w:rsid w:val="00674129"/>
     <w:rPr>
       <w:rFonts w:eastAsiaTheme="majorEastAsia" w:cstheme="majorBidi"/>
       <w:i/>
@@ -796,7 +2945,7 @@
     <w:link w:val="Titolo5"/>
     <w:uiPriority w:val="9"/>
     <w:semiHidden/>
-    <w:rsid w:val="009C7734"/>
+    <w:rsid w:val="00674129"/>
     <w:rPr>
       <w:rFonts w:eastAsiaTheme="majorEastAsia" w:cstheme="majorBidi"/>
       <w:color w:val="0F4761" w:themeColor="accent1" w:themeShade="BF"/>
@@ -808,7 +2957,7 @@
     <w:link w:val="Titolo6"/>
     <w:uiPriority w:val="9"/>
     <w:semiHidden/>
-    <w:rsid w:val="009C7734"/>
+    <w:rsid w:val="00674129"/>
     <w:rPr>
       <w:rFonts w:eastAsiaTheme="majorEastAsia" w:cstheme="majorBidi"/>
       <w:i/>
@@ -822,7 +2971,7 @@
     <w:link w:val="Titolo7"/>
     <w:uiPriority w:val="9"/>
     <w:semiHidden/>
-    <w:rsid w:val="009C7734"/>
+    <w:rsid w:val="00674129"/>
     <w:rPr>
       <w:rFonts w:eastAsiaTheme="majorEastAsia" w:cstheme="majorBidi"/>
       <w:color w:val="595959" w:themeColor="text1" w:themeTint="A6"/>
@@ -834,7 +2983,7 @@
     <w:link w:val="Titolo8"/>
     <w:uiPriority w:val="9"/>
     <w:semiHidden/>
-    <w:rsid w:val="009C7734"/>
+    <w:rsid w:val="00674129"/>
     <w:rPr>
       <w:rFonts w:eastAsiaTheme="majorEastAsia" w:cstheme="majorBidi"/>
       <w:i/>
@@ -848,7 +2997,7 @@
     <w:link w:val="Titolo9"/>
     <w:uiPriority w:val="9"/>
     <w:semiHidden/>
-    <w:rsid w:val="009C7734"/>
+    <w:rsid w:val="00674129"/>
     <w:rPr>
       <w:rFonts w:eastAsiaTheme="majorEastAsia" w:cstheme="majorBidi"/>
       <w:color w:val="272727" w:themeColor="text1" w:themeTint="D8"/>
@@ -861,7 +3010,7 @@
     <w:link w:val="TitoloCarattere"/>
     <w:uiPriority w:val="10"/>
     <w:qFormat/>
-    <w:rsid w:val="009C7734"/>
+    <w:rsid w:val="00674129"/>
     <w:pPr>
       <w:spacing w:after="80" w:line="240" w:lineRule="auto"/>
       <w:contextualSpacing/>
@@ -879,7 +3028,7 @@
     <w:basedOn w:val="Carpredefinitoparagrafo"/>
     <w:link w:val="Titolo"/>
     <w:uiPriority w:val="10"/>
-    <w:rsid w:val="009C7734"/>
+    <w:rsid w:val="00674129"/>
     <w:rPr>
       <w:rFonts w:asciiTheme="majorHAnsi" w:eastAsiaTheme="majorEastAsia" w:hAnsiTheme="majorHAnsi" w:cstheme="majorBidi"/>
       <w:spacing w:val="-10"/>
@@ -895,7 +3044,7 @@
     <w:link w:val="SottotitoloCarattere"/>
     <w:uiPriority w:val="11"/>
     <w:qFormat/>
-    <w:rsid w:val="009C7734"/>
+    <w:rsid w:val="00674129"/>
     <w:pPr>
       <w:numPr>
         <w:ilvl w:val="1"/>
@@ -914,7 +3063,7 @@
     <w:basedOn w:val="Carpredefinitoparagrafo"/>
     <w:link w:val="Sottotitolo"/>
     <w:uiPriority w:val="11"/>
-    <w:rsid w:val="009C7734"/>
+    <w:rsid w:val="00674129"/>
     <w:rPr>
       <w:rFonts w:eastAsiaTheme="majorEastAsia" w:cstheme="majorBidi"/>
       <w:color w:val="595959" w:themeColor="text1" w:themeTint="A6"/>
@@ -930,7 +3079,7 @@
     <w:link w:val="CitazioneCarattere"/>
     <w:uiPriority w:val="29"/>
     <w:qFormat/>
-    <w:rsid w:val="009C7734"/>
+    <w:rsid w:val="00674129"/>
     <w:pPr>
       <w:spacing w:before="160"/>
       <w:jc w:val="center"/>
@@ -946,7 +3095,7 @@
     <w:basedOn w:val="Carpredefinitoparagrafo"/>
     <w:link w:val="Citazione"/>
     <w:uiPriority w:val="29"/>
-    <w:rsid w:val="009C7734"/>
+    <w:rsid w:val="00674129"/>
     <w:rPr>
       <w:i/>
       <w:iCs/>
@@ -958,7 +3107,7 @@
     <w:basedOn w:val="Normale"/>
     <w:uiPriority w:val="34"/>
     <w:qFormat/>
-    <w:rsid w:val="009C7734"/>
+    <w:rsid w:val="00674129"/>
     <w:pPr>
       <w:ind w:left="720"/>
       <w:contextualSpacing/>
@@ -969,7 +3118,7 @@
     <w:basedOn w:val="Carpredefinitoparagrafo"/>
     <w:uiPriority w:val="21"/>
     <w:qFormat/>
-    <w:rsid w:val="009C7734"/>
+    <w:rsid w:val="00674129"/>
     <w:rPr>
       <w:i/>
       <w:iCs/>
@@ -983,7 +3132,7 @@
     <w:link w:val="CitazioneintensaCarattere"/>
     <w:uiPriority w:val="30"/>
     <w:qFormat/>
-    <w:rsid w:val="009C7734"/>
+    <w:rsid w:val="00674129"/>
     <w:pPr>
       <w:pBdr>
         <w:top w:val="single" w:sz="4" w:space="10" w:color="0F4761" w:themeColor="accent1" w:themeShade="BF"/>
@@ -1004,7 +3153,7 @@
     <w:basedOn w:val="Carpredefinitoparagrafo"/>
     <w:link w:val="Citazioneintensa"/>
     <w:uiPriority w:val="30"/>
-    <w:rsid w:val="009C7734"/>
+    <w:rsid w:val="00674129"/>
     <w:rPr>
       <w:i/>
       <w:iCs/>
@@ -1016,7 +3165,7 @@
     <w:basedOn w:val="Carpredefinitoparagrafo"/>
     <w:uiPriority w:val="32"/>
     <w:qFormat/>
-    <w:rsid w:val="009C7734"/>
+    <w:rsid w:val="00674129"/>
     <w:rPr>
       <w:b/>
       <w:bCs/>

--- a/DOCS_DA_CONVERTIRE/carracci_en.docx
+++ b/DOCS_DA_CONVERTIRE/carracci_en.docx
@@ -1042,7 +1042,7 @@
           <w:noProof/>
         </w:rPr>
         <w:drawing>
-          <wp:inline distT="0" distB="0" distL="0" distR="0" wp14:anchorId="68105758" wp14:editId="0919DEF8">
+          <wp:inline distT="0" distB="0" distL="0" distR="0" wp14:anchorId="68105758" wp14:editId="1D6B4DEF">
             <wp:extent cx="6120130" cy="3974465"/>
             <wp:effectExtent l="0" t="0" r="0" b="6985"/>
             <wp:docPr id="582525503" name="Immagine 3"/>
@@ -1260,836 +1260,185 @@
         <w:br w:type="page"/>
       </w:r>
     </w:p>
+    <w:p/>
     <w:p>
-      <w:pPr>
-        <w:spacing w:before="240"/>
-      </w:pPr>
       <w:r>
         <w:rPr>
-          <w:rFonts w:ascii="Segoe UI" w:hAnsi="Segoe UI"/>
+          <w:rFonts w:ascii="Arial" w:hAnsi="Arial"/>
           <w:b/>
-          <w:color w:val="1E3A8A"/>
+          <w:color w:val="1A365D"/>
           <w:sz w:val="26"/>
         </w:rPr>
-        <w:lastRenderedPageBreak/>
         <w:t>Tabella delle Fonti e Certificazione</w:t>
       </w:r>
     </w:p>
     <w:tbl>
       <w:tblPr>
-        <w:tblW w:w="0" w:type="auto"/>
+        <w:tblW w:type="auto" w:w="0"/>
         <w:jc w:val="center"/>
-        <w:tblBorders>
-          <w:top w:val="single" w:sz="4" w:space="0" w:color="CBD5E1"/>
-          <w:bottom w:val="single" w:sz="4" w:space="0" w:color="CBD5E1"/>
-          <w:insideH w:val="single" w:sz="4" w:space="0" w:color="CBD5E1"/>
-          <w:insideV w:val="single" w:sz="4" w:space="0" w:color="CBD5E1"/>
-        </w:tblBorders>
-        <w:tblLook w:val="04A0" w:firstRow="1" w:lastRow="0" w:firstColumn="1" w:lastColumn="0" w:noHBand="0" w:noVBand="1"/>
+        <w:tblLook w:firstColumn="1" w:firstRow="1" w:lastColumn="0" w:lastRow="0" w:noHBand="0" w:noVBand="1" w:val="04A0"/>
       </w:tblPr>
       <w:tblGrid>
-        <w:gridCol w:w="2880"/>
-        <w:gridCol w:w="2880"/>
-        <w:gridCol w:w="2880"/>
+        <w:gridCol w:w="4819"/>
+        <w:gridCol w:w="4819"/>
       </w:tblGrid>
       <w:tr>
-        <w:trPr>
-          <w:jc w:val="center"/>
-        </w:trPr>
         <w:tc>
           <w:tcPr>
-            <w:tcW w:w="2880" w:type="dxa"/>
-            <w:shd w:val="clear" w:color="auto" w:fill="1E3A8A"/>
-            <w:tcMar>
-              <w:top w:w="140" w:type="dxa"/>
-              <w:left w:w="180" w:type="dxa"/>
-              <w:bottom w:w="140" w:type="dxa"/>
-              <w:right w:w="180" w:type="dxa"/>
-            </w:tcMar>
+            <w:tcW w:type="dxa" w:w="4819"/>
+            <w:shd w:fill="1A365D"/>
           </w:tcPr>
           <w:p>
-            <w:pPr>
-              <w:spacing w:before="40" w:after="40"/>
-            </w:pPr>
             <w:r>
               <w:rPr>
-                <w:rFonts w:ascii="Segoe UI" w:hAnsi="Segoe UI"/>
+                <w:rFonts w:ascii="Arial" w:hAnsi="Arial"/>
                 <w:b/>
                 <w:color w:val="FFFFFF"/>
-                <w:sz w:val="19"/>
+                <w:sz w:val="20"/>
               </w:rPr>
-              <w:t xml:space="preserve">Source / </w:t>
-            </w:r>
-            <w:proofErr w:type="spellStart"/>
-            <w:r>
-              <w:rPr>
-                <w:rFonts w:ascii="Segoe UI" w:hAnsi="Segoe UI"/>
-                <w:b/>
-                <w:color w:val="FFFFFF"/>
-                <w:sz w:val="19"/>
-              </w:rPr>
-              <w:t>Historical</w:t>
-            </w:r>
-            <w:proofErr w:type="spellEnd"/>
-            <w:r>
-              <w:rPr>
-                <w:rFonts w:ascii="Segoe UI" w:hAnsi="Segoe UI"/>
-                <w:b/>
-                <w:color w:val="FFFFFF"/>
-                <w:sz w:val="19"/>
-              </w:rPr>
-              <w:t xml:space="preserve"> Reference</w:t>
+              <w:t>Affermazione del testo</w:t>
             </w:r>
           </w:p>
         </w:tc>
         <w:tc>
           <w:tcPr>
-            <w:tcW w:w="2880" w:type="dxa"/>
-            <w:shd w:val="clear" w:color="auto" w:fill="1E3A8A"/>
-            <w:tcMar>
-              <w:top w:w="140" w:type="dxa"/>
-              <w:left w:w="180" w:type="dxa"/>
-              <w:bottom w:w="140" w:type="dxa"/>
-              <w:right w:w="180" w:type="dxa"/>
-            </w:tcMar>
+            <w:tcW w:type="dxa" w:w="4819"/>
+            <w:shd w:fill="1A365D"/>
           </w:tcPr>
           <w:p>
-            <w:pPr>
-              <w:spacing w:before="40" w:after="40"/>
-            </w:pPr>
-            <w:proofErr w:type="spellStart"/>
             <w:r>
               <w:rPr>
-                <w:rFonts w:ascii="Segoe UI" w:hAnsi="Segoe UI"/>
+                <w:rFonts w:ascii="Arial" w:hAnsi="Arial"/>
                 <w:b/>
                 <w:color w:val="FFFFFF"/>
+                <w:sz w:val="20"/>
+              </w:rPr>
+              <w:t>Fonte Certificata</w:t>
+            </w:r>
+          </w:p>
+        </w:tc>
+      </w:tr>
+      <w:tr>
+        <w:tc>
+          <w:tcPr>
+            <w:tcW w:type="dxa" w:w="4819"/>
+          </w:tcPr>
+          <w:p>
+            <w:r>
+              <w:rPr>
+                <w:rFonts w:ascii="Arial" w:hAnsi="Arial"/>
                 <w:sz w:val="19"/>
               </w:rPr>
-              <w:t>Verification</w:t>
-            </w:r>
-            <w:proofErr w:type="spellEnd"/>
-            <w:r>
-              <w:rPr>
-                <w:rFonts w:ascii="Segoe UI" w:hAnsi="Segoe UI"/>
-                <w:b/>
-                <w:color w:val="FFFFFF"/>
-                <w:sz w:val="19"/>
-              </w:rPr>
-              <w:t xml:space="preserve"> Scope</w:t>
+              <w:t>Superintendence for Archaeology, Fine Arts and Landscape for the Metropolitan City of Bologna</w:t>
             </w:r>
           </w:p>
         </w:tc>
         <w:tc>
           <w:tcPr>
-            <w:tcW w:w="2880" w:type="dxa"/>
-            <w:shd w:val="clear" w:color="auto" w:fill="1E3A8A"/>
-            <w:tcMar>
-              <w:top w:w="140" w:type="dxa"/>
-              <w:left w:w="180" w:type="dxa"/>
-              <w:bottom w:w="140" w:type="dxa"/>
-              <w:right w:w="180" w:type="dxa"/>
-            </w:tcMar>
+            <w:tcW w:type="dxa" w:w="4819"/>
           </w:tcPr>
           <w:p>
-            <w:pPr>
-              <w:spacing w:before="40" w:after="40"/>
-            </w:pPr>
             <w:r>
               <w:rPr>
-                <w:rFonts w:ascii="Segoe UI" w:hAnsi="Segoe UI"/>
-                <w:b/>
-                <w:color w:val="FFFFFF"/>
+                <w:rFonts w:ascii="Arial" w:hAnsi="Arial"/>
                 <w:sz w:val="19"/>
               </w:rPr>
-              <w:t xml:space="preserve">Link / </w:t>
+              <w:t>Architectural protection and heritage status of Via San Carlo 19</w:t>
             </w:r>
-            <w:proofErr w:type="spellStart"/>
-            <w:r>
-              <w:rPr>
-                <w:rFonts w:ascii="Segoe UI" w:hAnsi="Segoe UI"/>
-                <w:b/>
-                <w:color w:val="FFFFFF"/>
-                <w:sz w:val="19"/>
-              </w:rPr>
-              <w:t>Certification</w:t>
-            </w:r>
-            <w:proofErr w:type="spellEnd"/>
           </w:p>
         </w:tc>
       </w:tr>
       <w:tr>
-        <w:trPr>
-          <w:jc w:val="center"/>
-        </w:trPr>
         <w:tc>
           <w:tcPr>
-            <w:tcW w:w="2880" w:type="dxa"/>
-            <w:shd w:val="clear" w:color="auto" w:fill="F8FAFC"/>
-            <w:tcMar>
-              <w:top w:w="140" w:type="dxa"/>
-              <w:left w:w="180" w:type="dxa"/>
-              <w:bottom w:w="140" w:type="dxa"/>
-              <w:right w:w="180" w:type="dxa"/>
-            </w:tcMar>
+            <w:tcW w:type="dxa" w:w="4819"/>
           </w:tcPr>
           <w:p>
-            <w:pPr>
-              <w:spacing w:before="40" w:after="40"/>
-            </w:pPr>
-            <w:proofErr w:type="spellStart"/>
             <w:r>
               <w:rPr>
-                <w:rFonts w:ascii="Segoe UI" w:hAnsi="Segoe UI"/>
-                <w:color w:val="334155"/>
+                <w:rFonts w:ascii="Arial" w:hAnsi="Arial"/>
                 <w:sz w:val="19"/>
               </w:rPr>
-              <w:t>Superintendence</w:t>
-            </w:r>
-            <w:proofErr w:type="spellEnd"/>
-            <w:r>
-              <w:rPr>
-                <w:rFonts w:ascii="Segoe UI" w:hAnsi="Segoe UI"/>
-                <w:color w:val="334155"/>
-                <w:sz w:val="19"/>
-              </w:rPr>
-              <w:t xml:space="preserve"> for </w:t>
-            </w:r>
-            <w:proofErr w:type="spellStart"/>
-            <w:r>
-              <w:rPr>
-                <w:rFonts w:ascii="Segoe UI" w:hAnsi="Segoe UI"/>
-                <w:color w:val="334155"/>
-                <w:sz w:val="19"/>
-              </w:rPr>
-              <w:t>Archaeology</w:t>
-            </w:r>
-            <w:proofErr w:type="spellEnd"/>
-            <w:r>
-              <w:rPr>
-                <w:rFonts w:ascii="Segoe UI" w:hAnsi="Segoe UI"/>
-                <w:color w:val="334155"/>
-                <w:sz w:val="19"/>
-              </w:rPr>
-              <w:t xml:space="preserve">, Fine Arts and </w:t>
-            </w:r>
-            <w:proofErr w:type="spellStart"/>
-            <w:r>
-              <w:rPr>
-                <w:rFonts w:ascii="Segoe UI" w:hAnsi="Segoe UI"/>
-                <w:color w:val="334155"/>
-                <w:sz w:val="19"/>
-              </w:rPr>
-              <w:t>Landscape</w:t>
-            </w:r>
-            <w:proofErr w:type="spellEnd"/>
-            <w:r>
-              <w:rPr>
-                <w:rFonts w:ascii="Segoe UI" w:hAnsi="Segoe UI"/>
-                <w:color w:val="334155"/>
-                <w:sz w:val="19"/>
-              </w:rPr>
-              <w:t xml:space="preserve"> for the Metropolitan City of Bologna</w:t>
+              <w:t>Biographical Dictionary of Italians (Treccani) - Volume 20</w:t>
             </w:r>
           </w:p>
         </w:tc>
         <w:tc>
           <w:tcPr>
-            <w:tcW w:w="2880" w:type="dxa"/>
-            <w:shd w:val="clear" w:color="auto" w:fill="F8FAFC"/>
-            <w:tcMar>
-              <w:top w:w="140" w:type="dxa"/>
-              <w:left w:w="180" w:type="dxa"/>
-              <w:bottom w:w="140" w:type="dxa"/>
-              <w:right w:w="180" w:type="dxa"/>
-            </w:tcMar>
+            <w:tcW w:type="dxa" w:w="4819"/>
           </w:tcPr>
           <w:p>
-            <w:pPr>
-              <w:spacing w:before="40" w:after="40"/>
-            </w:pPr>
-            <w:proofErr w:type="spellStart"/>
             <w:r>
               <w:rPr>
-                <w:rFonts w:ascii="Segoe UI" w:hAnsi="Segoe UI"/>
-                <w:color w:val="334155"/>
+                <w:rFonts w:ascii="Arial" w:hAnsi="Arial"/>
                 <w:sz w:val="19"/>
               </w:rPr>
-              <w:t>Architectural</w:t>
+              <w:t>Verification of Ludovico Carracci's biographical dates (1555–1619)</w:t>
             </w:r>
-            <w:proofErr w:type="spellEnd"/>
+          </w:p>
+        </w:tc>
+      </w:tr>
+      <w:tr>
+        <w:tc>
+          <w:tcPr>
+            <w:tcW w:type="dxa" w:w="4819"/>
+          </w:tcPr>
+          <w:p>
             <w:r>
               <w:rPr>
-                <w:rFonts w:ascii="Segoe UI" w:hAnsi="Segoe UI"/>
-                <w:color w:val="334155"/>
+                <w:rFonts w:ascii="Arial" w:hAnsi="Arial"/>
                 <w:sz w:val="19"/>
               </w:rPr>
-              <w:t xml:space="preserve"> </w:t>
-            </w:r>
-            <w:proofErr w:type="spellStart"/>
-            <w:r>
-              <w:rPr>
-                <w:rFonts w:ascii="Segoe UI" w:hAnsi="Segoe UI"/>
-                <w:color w:val="334155"/>
-                <w:sz w:val="19"/>
-              </w:rPr>
-              <w:t>protection</w:t>
-            </w:r>
-            <w:proofErr w:type="spellEnd"/>
-            <w:r>
-              <w:rPr>
-                <w:rFonts w:ascii="Segoe UI" w:hAnsi="Segoe UI"/>
-                <w:color w:val="334155"/>
-                <w:sz w:val="19"/>
-              </w:rPr>
-              <w:t xml:space="preserve"> and </w:t>
-            </w:r>
-            <w:proofErr w:type="spellStart"/>
-            <w:r>
-              <w:rPr>
-                <w:rFonts w:ascii="Segoe UI" w:hAnsi="Segoe UI"/>
-                <w:color w:val="334155"/>
-                <w:sz w:val="19"/>
-              </w:rPr>
-              <w:t>heritage</w:t>
-            </w:r>
-            <w:proofErr w:type="spellEnd"/>
-            <w:r>
-              <w:rPr>
-                <w:rFonts w:ascii="Segoe UI" w:hAnsi="Segoe UI"/>
-                <w:color w:val="334155"/>
-                <w:sz w:val="19"/>
-              </w:rPr>
-              <w:t xml:space="preserve"> status of Via San Carlo 19</w:t>
+              <w:t>Salaborsa Library - Chronicles of Bologna</w:t>
             </w:r>
           </w:p>
         </w:tc>
         <w:tc>
           <w:tcPr>
-            <w:tcW w:w="2880" w:type="dxa"/>
-            <w:shd w:val="clear" w:color="auto" w:fill="F8FAFC"/>
-            <w:tcMar>
-              <w:top w:w="140" w:type="dxa"/>
-              <w:left w:w="180" w:type="dxa"/>
-              <w:bottom w:w="140" w:type="dxa"/>
-              <w:right w:w="180" w:type="dxa"/>
-            </w:tcMar>
+            <w:tcW w:type="dxa" w:w="4819"/>
           </w:tcPr>
           <w:p>
-            <w:pPr>
-              <w:spacing w:before="40" w:after="40"/>
-            </w:pPr>
             <w:r>
               <w:rPr>
-                <w:rFonts w:ascii="Segoe UI" w:hAnsi="Segoe UI"/>
-                <w:color w:val="2563EB"/>
+                <w:rFonts w:ascii="Arial" w:hAnsi="Arial"/>
                 <w:sz w:val="19"/>
-                <w:u w:val="single"/>
               </w:rPr>
-              <w:t xml:space="preserve">SABAP Bologna - Heritage </w:t>
+              <w:t>History of the Accademia degli Incamminati and historical Carracci sites</w:t>
             </w:r>
-            <w:proofErr w:type="spellStart"/>
-            <w:r>
-              <w:rPr>
-                <w:rFonts w:ascii="Segoe UI" w:hAnsi="Segoe UI"/>
-                <w:color w:val="2563EB"/>
-                <w:sz w:val="19"/>
-                <w:u w:val="single"/>
-              </w:rPr>
-              <w:t>Catalog</w:t>
-            </w:r>
-            <w:proofErr w:type="spellEnd"/>
           </w:p>
         </w:tc>
       </w:tr>
       <w:tr>
-        <w:trPr>
-          <w:jc w:val="center"/>
-        </w:trPr>
         <w:tc>
           <w:tcPr>
-            <w:tcW w:w="2880" w:type="dxa"/>
-            <w:shd w:val="clear" w:color="auto" w:fill="FFFFFF"/>
-            <w:tcMar>
-              <w:top w:w="140" w:type="dxa"/>
-              <w:left w:w="180" w:type="dxa"/>
-              <w:bottom w:w="140" w:type="dxa"/>
-              <w:right w:w="180" w:type="dxa"/>
-            </w:tcMar>
+            <w:tcW w:type="dxa" w:w="4819"/>
           </w:tcPr>
           <w:p>
-            <w:pPr>
-              <w:spacing w:before="40" w:after="40"/>
-            </w:pPr>
-            <w:proofErr w:type="spellStart"/>
             <w:r>
               <w:rPr>
-                <w:rFonts w:ascii="Segoe UI" w:hAnsi="Segoe UI"/>
-                <w:color w:val="334155"/>
+                <w:rFonts w:ascii="Arial" w:hAnsi="Arial"/>
                 <w:sz w:val="19"/>
               </w:rPr>
-              <w:t>Biographical</w:t>
-            </w:r>
-            <w:proofErr w:type="spellEnd"/>
-            <w:r>
-              <w:rPr>
-                <w:rFonts w:ascii="Segoe UI" w:hAnsi="Segoe UI"/>
-                <w:color w:val="334155"/>
-                <w:sz w:val="19"/>
-              </w:rPr>
-              <w:t xml:space="preserve"> Dictionary of </w:t>
-            </w:r>
-            <w:proofErr w:type="spellStart"/>
-            <w:r>
-              <w:rPr>
-                <w:rFonts w:ascii="Segoe UI" w:hAnsi="Segoe UI"/>
-                <w:color w:val="334155"/>
-                <w:sz w:val="19"/>
-              </w:rPr>
-              <w:t>Italians</w:t>
-            </w:r>
-            <w:proofErr w:type="spellEnd"/>
-            <w:r>
-              <w:rPr>
-                <w:rFonts w:ascii="Segoe UI" w:hAnsi="Segoe UI"/>
-                <w:color w:val="334155"/>
-                <w:sz w:val="19"/>
-              </w:rPr>
-              <w:t xml:space="preserve"> (Treccani) - Volume 20</w:t>
+              <w:t>Directorate General for Archives - State Archive of Bologna</w:t>
             </w:r>
           </w:p>
         </w:tc>
         <w:tc>
           <w:tcPr>
-            <w:tcW w:w="2880" w:type="dxa"/>
-            <w:shd w:val="clear" w:color="auto" w:fill="FFFFFF"/>
-            <w:tcMar>
-              <w:top w:w="140" w:type="dxa"/>
-              <w:left w:w="180" w:type="dxa"/>
-              <w:bottom w:w="140" w:type="dxa"/>
-              <w:right w:w="180" w:type="dxa"/>
-            </w:tcMar>
+            <w:tcW w:type="dxa" w:w="4819"/>
           </w:tcPr>
           <w:p>
-            <w:pPr>
-              <w:spacing w:before="40" w:after="40"/>
-            </w:pPr>
-            <w:proofErr w:type="spellStart"/>
             <w:r>
               <w:rPr>
-                <w:rFonts w:ascii="Segoe UI" w:hAnsi="Segoe UI"/>
-                <w:color w:val="334155"/>
+                <w:rFonts w:ascii="Arial" w:hAnsi="Arial"/>
                 <w:sz w:val="19"/>
               </w:rPr>
-              <w:t>Verification</w:t>
-            </w:r>
-            <w:proofErr w:type="spellEnd"/>
-            <w:r>
-              <w:rPr>
-                <w:rFonts w:ascii="Segoe UI" w:hAnsi="Segoe UI"/>
-                <w:color w:val="334155"/>
-                <w:sz w:val="19"/>
-              </w:rPr>
-              <w:t xml:space="preserve"> of Ludovico </w:t>
-            </w:r>
-            <w:proofErr w:type="spellStart"/>
-            <w:r>
-              <w:rPr>
-                <w:rFonts w:ascii="Segoe UI" w:hAnsi="Segoe UI"/>
-                <w:color w:val="334155"/>
-                <w:sz w:val="19"/>
-              </w:rPr>
-              <w:t>Carracci's</w:t>
-            </w:r>
-            <w:proofErr w:type="spellEnd"/>
-            <w:r>
-              <w:rPr>
-                <w:rFonts w:ascii="Segoe UI" w:hAnsi="Segoe UI"/>
-                <w:color w:val="334155"/>
-                <w:sz w:val="19"/>
-              </w:rPr>
-              <w:t xml:space="preserve"> </w:t>
-            </w:r>
-            <w:proofErr w:type="spellStart"/>
-            <w:r>
-              <w:rPr>
-                <w:rFonts w:ascii="Segoe UI" w:hAnsi="Segoe UI"/>
-                <w:color w:val="334155"/>
-                <w:sz w:val="19"/>
-              </w:rPr>
-              <w:t>biographical</w:t>
-            </w:r>
-            <w:proofErr w:type="spellEnd"/>
-            <w:r>
-              <w:rPr>
-                <w:rFonts w:ascii="Segoe UI" w:hAnsi="Segoe UI"/>
-                <w:color w:val="334155"/>
-                <w:sz w:val="19"/>
-              </w:rPr>
-              <w:t xml:space="preserve"> </w:t>
-            </w:r>
-            <w:proofErr w:type="spellStart"/>
-            <w:r>
-              <w:rPr>
-                <w:rFonts w:ascii="Segoe UI" w:hAnsi="Segoe UI"/>
-                <w:color w:val="334155"/>
-                <w:sz w:val="19"/>
-              </w:rPr>
-              <w:t>dates</w:t>
-            </w:r>
-            <w:proofErr w:type="spellEnd"/>
-            <w:r>
-              <w:rPr>
-                <w:rFonts w:ascii="Segoe UI" w:hAnsi="Segoe UI"/>
-                <w:color w:val="334155"/>
-                <w:sz w:val="19"/>
-              </w:rPr>
-              <w:t xml:space="preserve"> (1555–1619)</w:t>
-            </w:r>
-          </w:p>
-        </w:tc>
-        <w:tc>
-          <w:tcPr>
-            <w:tcW w:w="2880" w:type="dxa"/>
-            <w:shd w:val="clear" w:color="auto" w:fill="FFFFFF"/>
-            <w:tcMar>
-              <w:top w:w="140" w:type="dxa"/>
-              <w:left w:w="180" w:type="dxa"/>
-              <w:bottom w:w="140" w:type="dxa"/>
-              <w:right w:w="180" w:type="dxa"/>
-            </w:tcMar>
-          </w:tcPr>
-          <w:p>
-            <w:pPr>
-              <w:spacing w:before="40" w:after="40"/>
-            </w:pPr>
-            <w:r>
-              <w:rPr>
-                <w:rFonts w:ascii="Segoe UI" w:hAnsi="Segoe UI"/>
-                <w:color w:val="2563EB"/>
-                <w:sz w:val="19"/>
-                <w:u w:val="single"/>
-              </w:rPr>
-              <w:t>Treccani - Ludovico Carracci</w:t>
-            </w:r>
-          </w:p>
-        </w:tc>
-      </w:tr>
-      <w:tr>
-        <w:trPr>
-          <w:jc w:val="center"/>
-        </w:trPr>
-        <w:tc>
-          <w:tcPr>
-            <w:tcW w:w="2880" w:type="dxa"/>
-            <w:shd w:val="clear" w:color="auto" w:fill="F8FAFC"/>
-            <w:tcMar>
-              <w:top w:w="140" w:type="dxa"/>
-              <w:left w:w="180" w:type="dxa"/>
-              <w:bottom w:w="140" w:type="dxa"/>
-              <w:right w:w="180" w:type="dxa"/>
-            </w:tcMar>
-          </w:tcPr>
-          <w:p>
-            <w:pPr>
-              <w:spacing w:before="40" w:after="40"/>
-            </w:pPr>
-            <w:r>
-              <w:rPr>
-                <w:rFonts w:ascii="Segoe UI" w:hAnsi="Segoe UI"/>
-                <w:color w:val="334155"/>
-                <w:sz w:val="19"/>
-              </w:rPr>
-              <w:t xml:space="preserve">Salaborsa Library - </w:t>
-            </w:r>
-            <w:proofErr w:type="spellStart"/>
-            <w:r>
-              <w:rPr>
-                <w:rFonts w:ascii="Segoe UI" w:hAnsi="Segoe UI"/>
-                <w:color w:val="334155"/>
-                <w:sz w:val="19"/>
-              </w:rPr>
-              <w:t>Chronicles</w:t>
-            </w:r>
-            <w:proofErr w:type="spellEnd"/>
-            <w:r>
-              <w:rPr>
-                <w:rFonts w:ascii="Segoe UI" w:hAnsi="Segoe UI"/>
-                <w:color w:val="334155"/>
-                <w:sz w:val="19"/>
-              </w:rPr>
-              <w:t xml:space="preserve"> of Bologna</w:t>
-            </w:r>
-          </w:p>
-        </w:tc>
-        <w:tc>
-          <w:tcPr>
-            <w:tcW w:w="2880" w:type="dxa"/>
-            <w:shd w:val="clear" w:color="auto" w:fill="F8FAFC"/>
-            <w:tcMar>
-              <w:top w:w="140" w:type="dxa"/>
-              <w:left w:w="180" w:type="dxa"/>
-              <w:bottom w:w="140" w:type="dxa"/>
-              <w:right w:w="180" w:type="dxa"/>
-            </w:tcMar>
-          </w:tcPr>
-          <w:p>
-            <w:pPr>
-              <w:spacing w:before="40" w:after="40"/>
-            </w:pPr>
-            <w:r>
-              <w:rPr>
-                <w:rFonts w:ascii="Segoe UI" w:hAnsi="Segoe UI"/>
-                <w:color w:val="334155"/>
-                <w:sz w:val="19"/>
-              </w:rPr>
-              <w:t xml:space="preserve">History of the Accademia degli Incamminati and </w:t>
-            </w:r>
-            <w:proofErr w:type="spellStart"/>
-            <w:r>
-              <w:rPr>
-                <w:rFonts w:ascii="Segoe UI" w:hAnsi="Segoe UI"/>
-                <w:color w:val="334155"/>
-                <w:sz w:val="19"/>
-              </w:rPr>
-              <w:t>historical</w:t>
-            </w:r>
-            <w:proofErr w:type="spellEnd"/>
-            <w:r>
-              <w:rPr>
-                <w:rFonts w:ascii="Segoe UI" w:hAnsi="Segoe UI"/>
-                <w:color w:val="334155"/>
-                <w:sz w:val="19"/>
-              </w:rPr>
-              <w:t xml:space="preserve"> Carracci </w:t>
-            </w:r>
-            <w:proofErr w:type="spellStart"/>
-            <w:r>
-              <w:rPr>
-                <w:rFonts w:ascii="Segoe UI" w:hAnsi="Segoe UI"/>
-                <w:color w:val="334155"/>
-                <w:sz w:val="19"/>
-              </w:rPr>
-              <w:t>sites</w:t>
-            </w:r>
-            <w:proofErr w:type="spellEnd"/>
-          </w:p>
-        </w:tc>
-        <w:tc>
-          <w:tcPr>
-            <w:tcW w:w="2880" w:type="dxa"/>
-            <w:shd w:val="clear" w:color="auto" w:fill="F8FAFC"/>
-            <w:tcMar>
-              <w:top w:w="140" w:type="dxa"/>
-              <w:left w:w="180" w:type="dxa"/>
-              <w:bottom w:w="140" w:type="dxa"/>
-              <w:right w:w="180" w:type="dxa"/>
-            </w:tcMar>
-          </w:tcPr>
-          <w:p>
-            <w:pPr>
-              <w:spacing w:before="40" w:after="40"/>
-            </w:pPr>
-            <w:r>
-              <w:rPr>
-                <w:rFonts w:ascii="Segoe UI" w:hAnsi="Segoe UI"/>
-                <w:color w:val="2563EB"/>
-                <w:sz w:val="19"/>
-                <w:u w:val="single"/>
-              </w:rPr>
-              <w:t xml:space="preserve">Salaborsa - </w:t>
-            </w:r>
-            <w:proofErr w:type="spellStart"/>
-            <w:r>
-              <w:rPr>
-                <w:rFonts w:ascii="Segoe UI" w:hAnsi="Segoe UI"/>
-                <w:color w:val="2563EB"/>
-                <w:sz w:val="19"/>
-                <w:u w:val="single"/>
-              </w:rPr>
-              <w:t>Chronology</w:t>
-            </w:r>
-            <w:proofErr w:type="spellEnd"/>
-          </w:p>
-        </w:tc>
-      </w:tr>
-      <w:tr>
-        <w:trPr>
-          <w:jc w:val="center"/>
-        </w:trPr>
-        <w:tc>
-          <w:tcPr>
-            <w:tcW w:w="2880" w:type="dxa"/>
-            <w:shd w:val="clear" w:color="auto" w:fill="FFFFFF"/>
-            <w:tcMar>
-              <w:top w:w="140" w:type="dxa"/>
-              <w:left w:w="180" w:type="dxa"/>
-              <w:bottom w:w="140" w:type="dxa"/>
-              <w:right w:w="180" w:type="dxa"/>
-            </w:tcMar>
-          </w:tcPr>
-          <w:p>
-            <w:pPr>
-              <w:spacing w:before="40" w:after="40"/>
-            </w:pPr>
-            <w:proofErr w:type="spellStart"/>
-            <w:r>
-              <w:rPr>
-                <w:rFonts w:ascii="Segoe UI" w:hAnsi="Segoe UI"/>
-                <w:color w:val="334155"/>
-                <w:sz w:val="19"/>
-              </w:rPr>
-              <w:t>Directorate</w:t>
-            </w:r>
-            <w:proofErr w:type="spellEnd"/>
-            <w:r>
-              <w:rPr>
-                <w:rFonts w:ascii="Segoe UI" w:hAnsi="Segoe UI"/>
-                <w:color w:val="334155"/>
-                <w:sz w:val="19"/>
-              </w:rPr>
-              <w:t xml:space="preserve"> General for Archives - State Archive of Bologna</w:t>
-            </w:r>
-          </w:p>
-        </w:tc>
-        <w:tc>
-          <w:tcPr>
-            <w:tcW w:w="2880" w:type="dxa"/>
-            <w:shd w:val="clear" w:color="auto" w:fill="FFFFFF"/>
-            <w:tcMar>
-              <w:top w:w="140" w:type="dxa"/>
-              <w:left w:w="180" w:type="dxa"/>
-              <w:bottom w:w="140" w:type="dxa"/>
-              <w:right w:w="180" w:type="dxa"/>
-            </w:tcMar>
-          </w:tcPr>
-          <w:p>
-            <w:pPr>
-              <w:spacing w:before="40" w:after="40"/>
-            </w:pPr>
-            <w:proofErr w:type="spellStart"/>
-            <w:r>
-              <w:rPr>
-                <w:rFonts w:ascii="Segoe UI" w:hAnsi="Segoe UI"/>
-                <w:color w:val="334155"/>
-                <w:sz w:val="19"/>
-              </w:rPr>
-              <w:t>Cadastral</w:t>
-            </w:r>
-            <w:proofErr w:type="spellEnd"/>
-            <w:r>
-              <w:rPr>
-                <w:rFonts w:ascii="Segoe UI" w:hAnsi="Segoe UI"/>
-                <w:color w:val="334155"/>
-                <w:sz w:val="19"/>
-              </w:rPr>
-              <w:t xml:space="preserve"> </w:t>
-            </w:r>
-            <w:proofErr w:type="spellStart"/>
-            <w:r>
-              <w:rPr>
-                <w:rFonts w:ascii="Segoe UI" w:hAnsi="Segoe UI"/>
-                <w:color w:val="334155"/>
-                <w:sz w:val="19"/>
-              </w:rPr>
-              <w:t>documentation</w:t>
-            </w:r>
-            <w:proofErr w:type="spellEnd"/>
-            <w:r>
-              <w:rPr>
-                <w:rFonts w:ascii="Segoe UI" w:hAnsi="Segoe UI"/>
-                <w:color w:val="334155"/>
-                <w:sz w:val="19"/>
-              </w:rPr>
-              <w:t xml:space="preserve"> and </w:t>
-            </w:r>
-            <w:proofErr w:type="spellStart"/>
-            <w:r>
-              <w:rPr>
-                <w:rFonts w:ascii="Segoe UI" w:hAnsi="Segoe UI"/>
-                <w:color w:val="334155"/>
-                <w:sz w:val="19"/>
-              </w:rPr>
-              <w:t>historical</w:t>
-            </w:r>
-            <w:proofErr w:type="spellEnd"/>
-            <w:r>
-              <w:rPr>
-                <w:rFonts w:ascii="Segoe UI" w:hAnsi="Segoe UI"/>
-                <w:color w:val="334155"/>
-                <w:sz w:val="19"/>
-              </w:rPr>
-              <w:t xml:space="preserve"> </w:t>
-            </w:r>
-            <w:proofErr w:type="spellStart"/>
-            <w:r>
-              <w:rPr>
-                <w:rFonts w:ascii="Segoe UI" w:hAnsi="Segoe UI"/>
-                <w:color w:val="334155"/>
-                <w:sz w:val="19"/>
-              </w:rPr>
-              <w:t>properties</w:t>
-            </w:r>
-            <w:proofErr w:type="spellEnd"/>
-            <w:r>
-              <w:rPr>
-                <w:rFonts w:ascii="Segoe UI" w:hAnsi="Segoe UI"/>
-                <w:color w:val="334155"/>
-                <w:sz w:val="19"/>
-              </w:rPr>
-              <w:t xml:space="preserve"> in Via Rolandino and Via San Carlo</w:t>
-            </w:r>
-          </w:p>
-        </w:tc>
-        <w:tc>
-          <w:tcPr>
-            <w:tcW w:w="2880" w:type="dxa"/>
-            <w:shd w:val="clear" w:color="auto" w:fill="FFFFFF"/>
-            <w:tcMar>
-              <w:top w:w="140" w:type="dxa"/>
-              <w:left w:w="180" w:type="dxa"/>
-              <w:bottom w:w="140" w:type="dxa"/>
-              <w:right w:w="180" w:type="dxa"/>
-            </w:tcMar>
-          </w:tcPr>
-          <w:p>
-            <w:pPr>
-              <w:spacing w:before="40" w:after="40"/>
-            </w:pPr>
-            <w:r>
-              <w:rPr>
-                <w:rFonts w:ascii="Segoe UI" w:hAnsi="Segoe UI"/>
-                <w:color w:val="2563EB"/>
-                <w:sz w:val="19"/>
-                <w:u w:val="single"/>
-              </w:rPr>
-              <w:t xml:space="preserve">ASBO - </w:t>
-            </w:r>
-            <w:proofErr w:type="spellStart"/>
-            <w:r>
-              <w:rPr>
-                <w:rFonts w:ascii="Segoe UI" w:hAnsi="Segoe UI"/>
-                <w:color w:val="2563EB"/>
-                <w:sz w:val="19"/>
-                <w:u w:val="single"/>
-              </w:rPr>
-              <w:t>Historical</w:t>
-            </w:r>
-            <w:proofErr w:type="spellEnd"/>
-            <w:r>
-              <w:rPr>
-                <w:rFonts w:ascii="Segoe UI" w:hAnsi="Segoe UI"/>
-                <w:color w:val="2563EB"/>
-                <w:sz w:val="19"/>
-                <w:u w:val="single"/>
-              </w:rPr>
-              <w:t xml:space="preserve"> Archives</w:t>
+              <w:t>Cadastral documentation and historical properties in Via Rolandino and Via San Carlo</w:t>
             </w:r>
           </w:p>
         </w:tc>
       </w:tr>
     </w:tbl>
-    <w:p/>
-    <w:p/>
     <w:sectPr>
       <w:pgSz w:w="11906" w:h="16838"/>
       <w:pgMar w:top="1417" w:right="1134" w:bottom="1134" w:left="1134" w:header="708" w:footer="708" w:gutter="0"/>
